--- a/arb/docx/49.content.docx
+++ b/arb/docx/49.content.docx
@@ -22,7 +22,7 @@
         <w:rPr>
           <w:lang w:val="ar_AE" w:bidi="ar_AE"/>
         </w:rPr>
-        <w:t>Resource: ملاحظات الدراسة - مقدمات الكتب (تينديل)</w:t>
+        <w:t>Resource: Tyndale Open Study Notes</w:t>
       </w:r>
       <w:r>
         <w:rPr>
@@ -122,7 +122,7 @@
         <w:rPr>
           <w:lang w:val="ar_AE" w:bidi="ar_AE"/>
         </w:rPr>
-        <w:t>ملاحظات الدراسة - مقدمات الكتب (تينديل)</w:t>
+        <w:t>Tyndale Open Study Notes</w:t>
       </w:r>
     </w:p>
     <w:p>

--- a/arb/docx/49.content.docx
+++ b/arb/docx/49.content.docx
@@ -22,7 +22,7 @@
         <w:rPr>
           <w:lang w:val="ar_AE" w:bidi="ar_AE"/>
         </w:rPr>
-        <w:t>Resource: Tyndale Open Study Notes</w:t>
+        <w:t>Resource: Aquifer Open Study Notes (Book Intros)</w:t>
       </w:r>
       <w:r>
         <w:rPr>
@@ -122,7 +122,7 @@
         <w:rPr>
           <w:lang w:val="ar_AE" w:bidi="ar_AE"/>
         </w:rPr>
-        <w:t>Tyndale Open Study Notes</w:t>
+        <w:t>Aquifer Open Study Notes (Book Intros)</w:t>
       </w:r>
     </w:p>
     <w:p>

--- a/arb/docx/49.content.docx
+++ b/arb/docx/49.content.docx
@@ -9,6 +9,8 @@
       </w:pPr>
       <w:r>
         <w:rPr>
+          <w:rtl/>
+          <w:cs/>
           <w:lang w:val="ar_AE" w:bidi="ar_AE"/>
         </w:rPr>
       </w:r>
@@ -20,12 +22,16 @@
       </w:pPr>
       <w:r>
         <w:rPr>
+          <w:rtl/>
+          <w:cs/>
           <w:lang w:val="ar_AE" w:bidi="ar_AE"/>
         </w:rPr>
         <w:t>Resource: Aquifer Open Study Notes (Book Intros)</w:t>
       </w:r>
       <w:r>
         <w:rPr>
+          <w:rtl/>
+          <w:cs/>
           <w:lang w:val="ar_AE" w:bidi="ar_AE"/>
         </w:rPr>
       </w:r>
@@ -36,12 +42,16 @@
       </w:pPr>
       <w:r>
         <w:rPr>
+          <w:rtl/>
+          <w:cs/>
           <w:lang w:val="ar_AE" w:bidi="ar_AE"/>
         </w:rPr>
       </w:r>
       <w:r>
         <w:rPr>
           <w:b/>
+          <w:rtl/>
+          <w:cs/>
           <w:lang w:val="ar_AE" w:bidi="ar_AE"/>
         </w:rPr>
         <w:t>Aquifer Open Study Notes (Book Intros)</w:t>
@@ -53,35 +63,47 @@
       </w:pPr>
       <w:r>
         <w:rPr>
-          <w:lang w:val="ar_AE" w:bidi="ar_AE"/>
-        </w:rPr>
-      </w:r>
-      <w:r>
-        <w:rPr>
+          <w:rtl/>
+          <w:cs/>
+          <w:lang w:val="ar_AE" w:bidi="ar_AE"/>
+        </w:rPr>
+      </w:r>
+      <w:r>
+        <w:rPr>
+          <w:rtl/>
+          <w:cs/>
           <w:lang w:val="ar_AE" w:bidi="ar_AE"/>
         </w:rPr>
         <w:t xml:space="preserve">This work is an adaptation of </w:t>
       </w:r>
       <w:r>
         <w:rPr>
+          <w:rtl/>
+          <w:cs/>
           <w:lang w:val="ar_AE" w:bidi="ar_AE"/>
         </w:rPr>
         <w:t>Tyndale Open Study Notes</w:t>
       </w:r>
       <w:r>
         <w:rPr>
+          <w:rtl/>
+          <w:cs/>
           <w:lang w:val="ar_AE" w:bidi="ar_AE"/>
         </w:rPr>
         <w:t xml:space="preserve"> © 2023 Tyndale House Publishers, licensed under the CC BY-SA 4.0 license. The adaptation, </w:t>
       </w:r>
       <w:r>
         <w:rPr>
+          <w:rtl/>
+          <w:cs/>
           <w:lang w:val="ar_AE" w:bidi="ar_AE"/>
         </w:rPr>
         <w:t>Aquifer Open Study Notes</w:t>
       </w:r>
       <w:r>
         <w:rPr>
+          <w:rtl/>
+          <w:cs/>
           <w:lang w:val="ar_AE" w:bidi="ar_AE"/>
         </w:rPr>
         <w:t>, was created by Mission Mutual and is also licensed under CC BY-SA 4.0.</w:t>
@@ -93,22 +115,30 @@
       </w:pPr>
       <w:r>
         <w:rPr>
-          <w:lang w:val="ar_AE" w:bidi="ar_AE"/>
-        </w:rPr>
-      </w:r>
-      <w:r>
-        <w:rPr>
+          <w:rtl/>
+          <w:cs/>
+          <w:lang w:val="ar_AE" w:bidi="ar_AE"/>
+        </w:rPr>
+      </w:r>
+      <w:r>
+        <w:rPr>
+          <w:rtl/>
+          <w:cs/>
           <w:lang w:val="ar_AE" w:bidi="ar_AE"/>
         </w:rPr>
         <w:t>This resource has been adapted into multiple languages, including English, Tok Pisin, Arabic (عربي), French (Français), Hindi (हिंदी), Indonesian (Bahasa Indonesia), Portuguese (Português), Russian (Русский), Spanish (Español), Swahili (Kiswahili), and Simplified Chinese (简体中文).</w:t>
       </w:r>
       <w:r>
         <w:rPr>
-          <w:lang w:val="ar_AE" w:bidi="ar_AE"/>
-        </w:rPr>
-      </w:r>
-      <w:r>
-        <w:rPr>
+          <w:rtl/>
+          <w:cs/>
+          <w:lang w:val="ar_AE" w:bidi="ar_AE"/>
+        </w:rPr>
+      </w:r>
+      <w:r>
+        <w:rPr>
+          <w:rtl/>
+          <w:cs/>
           <w:lang w:val="ar_AE" w:bidi="ar_AE"/>
         </w:rPr>
       </w:r>
@@ -120,6 +150,8 @@
       </w:pPr>
       <w:r>
         <w:rPr>
+          <w:rtl/>
+          <w:cs/>
           <w:lang w:val="ar_AE" w:bidi="ar_AE"/>
         </w:rPr>
         <w:t>Aquifer Open Study Notes (Book Intros)</w:t>
@@ -149,6 +181,8 @@
       </w:pPr>
       <w:r>
         <w:rPr>
+          <w:rtl/>
+          <w:cs/>
           <w:lang w:val="ar_AE" w:bidi="ar_AE"/>
         </w:rPr>
       </w:r>
@@ -160,12 +194,16 @@
       </w:pPr>
       <w:r>
         <w:rPr>
+          <w:rtl/>
+          <w:cs/>
           <w:lang w:val="ar_AE" w:bidi="ar_AE"/>
         </w:rPr>
         <w:t>EPH</w:t>
       </w:r>
       <w:r>
         <w:rPr>
+          <w:rtl/>
+          <w:cs/>
           <w:lang w:val="ar_AE" w:bidi="ar_AE"/>
         </w:rPr>
       </w:r>
@@ -176,22 +214,30 @@
       </w:pPr>
       <w:r>
         <w:rPr>
-          <w:lang w:val="ar_AE" w:bidi="ar_AE"/>
-        </w:rPr>
-      </w:r>
-      <w:r>
-        <w:rPr>
+          <w:rtl/>
+          <w:cs/>
+          <w:lang w:val="ar_AE" w:bidi="ar_AE"/>
+        </w:rPr>
+      </w:r>
+      <w:r>
+        <w:rPr>
+          <w:rtl/>
+          <w:cs/>
           <w:lang w:val="ar_AE" w:bidi="ar_AE"/>
         </w:rPr>
         <w:t xml:space="preserve"> </w:t>
       </w:r>
       <w:r>
         <w:rPr>
-          <w:lang w:val="ar_AE" w:bidi="ar_AE"/>
-        </w:rPr>
-      </w:r>
-      <w:r>
-        <w:rPr>
+          <w:rtl/>
+          <w:cs/>
+          <w:lang w:val="ar_AE" w:bidi="ar_AE"/>
+        </w:rPr>
+      </w:r>
+      <w:r>
+        <w:rPr>
+          <w:rtl/>
+          <w:cs/>
           <w:lang w:val="ar_AE" w:bidi="ar_AE"/>
         </w:rPr>
       </w:r>
@@ -217,6 +263,8 @@
       </w:pPr>
       <w:r>
         <w:rPr>
+          <w:rtl/>
+          <w:cs/>
           <w:lang w:val="ar_AE" w:bidi="ar_AE"/>
         </w:rPr>
       </w:r>
@@ -228,12 +276,16 @@
       </w:pPr>
       <w:r>
         <w:rPr>
+          <w:rtl/>
+          <w:cs/>
           <w:lang w:val="ar_AE" w:bidi="ar_AE"/>
         </w:rPr>
         <w:t>أفسس</w:t>
       </w:r>
       <w:r>
         <w:rPr>
+          <w:rtl/>
+          <w:cs/>
           <w:lang w:val="ar_AE" w:bidi="ar_AE"/>
         </w:rPr>
       </w:r>
@@ -244,29 +296,39 @@
       </w:pPr>
       <w:r>
         <w:rPr>
-          <w:lang w:val="ar_AE" w:bidi="ar_AE"/>
-        </w:rPr>
-      </w:r>
-      <w:r>
-        <w:rPr>
+          <w:rtl/>
+          <w:cs/>
+          <w:lang w:val="ar_AE" w:bidi="ar_AE"/>
+        </w:rPr>
+      </w:r>
+      <w:r>
+        <w:rPr>
+          <w:rtl/>
+          <w:cs/>
           <w:lang w:val="ar_AE" w:bidi="ar_AE"/>
         </w:rPr>
         <w:t xml:space="preserve">الرَّسُول بُولُس مفتونٌ بالصَّلاحِ الغَامِرِ الذي جَادَ به الله على المؤمنين في المسيحِ، وبِخُطَّةِ الله المدْهِشَةِ لتوحيد الأُمَمِ واليهودِ معًا في مجتمعٍ واحدٍ جَدِيدٍ، هو الكنيسةُ، جَسَدُ المسيح. في هذه </w:t>
       </w:r>
       <w:r>
         <w:rPr>
+          <w:rtl/>
+          <w:cs/>
           <w:lang w:val="ar_AE" w:bidi="ar_AE"/>
         </w:rPr>
         <w:t>الرِّسالَةِ إلى أَفَسُس</w:t>
       </w:r>
       <w:r>
         <w:rPr>
+          <w:rtl/>
+          <w:cs/>
           <w:lang w:val="ar_AE" w:bidi="ar_AE"/>
         </w:rPr>
         <w:t>، يُقَدِّم الرَّسُول بُولُس واحدة من أروع الأوصاف للحياةِ المسيحية في العَهْدِ الجَدِيدِ بأكْمَلِهِ. ومع أنَّ الرِّسَالَةَ كُتُبِتْ من السِّجْنِ، فإنها مليئةٌ بالفرحِ والتَّسبِيحِ، والشِّكرِ. إنها رَدُّ فِعْلٍ مناسِبٌ على روعةِ نعمةِ الله المُذْهِلَةِ في المَسيحِ، النعمة التي انسَكَبَتْ بغنًى على المختارين ليدرِكُوا محبته من الأممِ، وكذلك اليهودِ</w:t>
       </w:r>
       <w:r>
         <w:rPr>
+          <w:rtl/>
+          <w:cs/>
           <w:lang w:val="ar_AE" w:bidi="ar_AE"/>
         </w:rPr>
         <w:t>.</w:t>
@@ -280,6 +342,8 @@
       <w:r>
         <w:rPr>
           <w:b/>
+          <w:rtl/>
+          <w:cs/>
           <w:lang w:val="ar_AE" w:bidi="ar_AE"/>
         </w:rPr>
         <w:t>سِياقُ الرِّسَالَةِ</w:t>
@@ -291,17 +355,23 @@
       </w:pPr>
       <w:r>
         <w:rPr>
-          <w:lang w:val="ar_AE" w:bidi="ar_AE"/>
-        </w:rPr>
-      </w:r>
-      <w:r>
-        <w:rPr>
+          <w:rtl/>
+          <w:cs/>
+          <w:lang w:val="ar_AE" w:bidi="ar_AE"/>
+        </w:rPr>
+      </w:r>
+      <w:r>
+        <w:rPr>
+          <w:rtl/>
+          <w:cs/>
           <w:lang w:val="ar_AE" w:bidi="ar_AE"/>
         </w:rPr>
         <w:t>تَرَكَّزَتْ رحلةُ الرَّسُول بُولُس التبشيريةُ الثَّالِثَة (53–57م) على مدينَةِ أَفَسُس، عاصمة وميناء إقليم آسِيَّا الرُّومَاني، الواقعة على السَّاحِل الغربيِّ لما يُعرف اليوم بتركيا. وفي زمن الرَّسُول، كانَتْ أَفَسُس رابعَ أكبر مدينة في الإمبراطورية الرُّومانية، وبتعداد سكانيٍّ بَلَغَ تقريبًا 500 ألف نَسَمَةٍ. كان يزور الكثير من النَّاس المدينة لرؤية هيكل أرطاميس الشَّهِير</w:t>
       </w:r>
       <w:r>
         <w:rPr>
+          <w:rtl/>
+          <w:cs/>
           <w:lang w:val="ar_AE" w:bidi="ar_AE"/>
         </w:rPr>
         <w:t>.</w:t>
@@ -313,17 +383,23 @@
       </w:pPr>
       <w:r>
         <w:rPr>
-          <w:lang w:val="ar_AE" w:bidi="ar_AE"/>
-        </w:rPr>
-      </w:r>
-      <w:r>
-        <w:rPr>
+          <w:rtl/>
+          <w:cs/>
+          <w:lang w:val="ar_AE" w:bidi="ar_AE"/>
+        </w:rPr>
+      </w:r>
+      <w:r>
+        <w:rPr>
+          <w:rtl/>
+          <w:cs/>
           <w:lang w:val="ar_AE" w:bidi="ar_AE"/>
         </w:rPr>
         <w:t>بعد زيارةٍ قصيرةٍ أوَّلِيَّة</w:t>
       </w:r>
       <w:r>
         <w:rPr>
+          <w:rtl/>
+          <w:cs/>
           <w:lang w:val="ar_AE" w:bidi="ar_AE"/>
         </w:rPr>
         <w:t xml:space="preserve"> (</w:t>
@@ -331,6 +407,8 @@
       <w:hyperlink r:id="rId13">
         <w:r>
           <w:rPr>
+            <w:rtl/>
+            <w:cs/>
             <w:lang w:val="ar_AE" w:bidi="ar_AE"/>
           </w:rPr>
           <w:rPr>
@@ -342,18 +420,24 @@
       </w:hyperlink>
       <w:r>
         <w:rPr>
+          <w:rtl/>
+          <w:cs/>
           <w:lang w:val="ar_AE" w:bidi="ar_AE"/>
         </w:rPr>
         <w:t xml:space="preserve">)، </w:t>
       </w:r>
       <w:r>
         <w:rPr>
+          <w:rtl/>
+          <w:cs/>
           <w:lang w:val="ar_AE" w:bidi="ar_AE"/>
         </w:rPr>
         <w:t>عَادَ الرَّسُول بُولُس ليقضي فترةً من سنتين إلى ثلاث سنوات في هذه المدينَةِ الكبيرةِ والمزُدَهِرَةِ</w:t>
       </w:r>
       <w:r>
         <w:rPr>
+          <w:rtl/>
+          <w:cs/>
           <w:lang w:val="ar_AE" w:bidi="ar_AE"/>
         </w:rPr>
         <w:t xml:space="preserve"> (</w:t>
@@ -361,6 +445,8 @@
       <w:hyperlink r:id="rId14">
         <w:r>
           <w:rPr>
+            <w:rtl/>
+            <w:cs/>
             <w:lang w:val="ar_AE" w:bidi="ar_AE"/>
           </w:rPr>
           <w:rPr>
@@ -372,18 +458,24 @@
       </w:hyperlink>
       <w:r>
         <w:rPr>
+          <w:rtl/>
+          <w:cs/>
           <w:lang w:val="ar_AE" w:bidi="ar_AE"/>
         </w:rPr>
         <w:t xml:space="preserve">). </w:t>
       </w:r>
       <w:r>
         <w:rPr>
+          <w:rtl/>
+          <w:cs/>
           <w:lang w:val="ar_AE" w:bidi="ar_AE"/>
         </w:rPr>
         <w:t>كانَتْ فترةً صعبةً بالنسبَة إليه، فقد وَاجَهَ الكثيرَ من المقاومَةِ وتَعَرَّضَ لكثيرِ من الإساءاتِ</w:t>
       </w:r>
       <w:r>
         <w:rPr>
+          <w:rtl/>
+          <w:cs/>
           <w:lang w:val="ar_AE" w:bidi="ar_AE"/>
         </w:rPr>
         <w:t xml:space="preserve"> (</w:t>
@@ -391,6 +483,8 @@
       <w:hyperlink r:id="rId15">
         <w:r>
           <w:rPr>
+            <w:rtl/>
+            <w:cs/>
             <w:lang w:val="ar_AE" w:bidi="ar_AE"/>
           </w:rPr>
           <w:rPr>
@@ -402,6 +496,8 @@
       </w:hyperlink>
       <w:r>
         <w:rPr>
+          <w:rtl/>
+          <w:cs/>
           <w:lang w:val="ar_AE" w:bidi="ar_AE"/>
         </w:rPr>
         <w:t xml:space="preserve">؛ </w:t>
@@ -409,6 +505,8 @@
       <w:hyperlink r:id="rId16">
         <w:r>
           <w:rPr>
+            <w:rtl/>
+            <w:cs/>
             <w:lang w:val="ar_AE" w:bidi="ar_AE"/>
           </w:rPr>
           <w:rPr>
@@ -420,6 +518,8 @@
       </w:hyperlink>
       <w:r>
         <w:rPr>
+          <w:rtl/>
+          <w:cs/>
           <w:lang w:val="ar_AE" w:bidi="ar_AE"/>
         </w:rPr>
         <w:t xml:space="preserve">؛ </w:t>
@@ -427,6 +527,8 @@
       <w:hyperlink r:id="rId17">
         <w:r>
           <w:rPr>
+            <w:rtl/>
+            <w:cs/>
             <w:lang w:val="ar_AE" w:bidi="ar_AE"/>
           </w:rPr>
           <w:rPr>
@@ -438,6 +540,8 @@
       </w:hyperlink>
       <w:r>
         <w:rPr>
+          <w:rtl/>
+          <w:cs/>
           <w:lang w:val="ar_AE" w:bidi="ar_AE"/>
         </w:rPr>
         <w:t xml:space="preserve">؛ </w:t>
@@ -445,6 +549,8 @@
       <w:hyperlink r:id="rId18">
         <w:r>
           <w:rPr>
+            <w:rtl/>
+            <w:cs/>
             <w:lang w:val="ar_AE" w:bidi="ar_AE"/>
           </w:rPr>
           <w:rPr>
@@ -456,18 +562,24 @@
       </w:hyperlink>
       <w:r>
         <w:rPr>
+          <w:rtl/>
+          <w:cs/>
           <w:lang w:val="ar_AE" w:bidi="ar_AE"/>
         </w:rPr>
         <w:t xml:space="preserve">). </w:t>
       </w:r>
       <w:r>
         <w:rPr>
+          <w:rtl/>
+          <w:cs/>
           <w:lang w:val="ar_AE" w:bidi="ar_AE"/>
         </w:rPr>
         <w:t>لكن في تلك الفترةِ، سَمِعَ الناس لأَوَّل مَرَّةٍ في كلِّ أنحاء الإقليم الخَبَرَ السَّار عن المسيح، كما ظَهَرَ العديدُ من المجموعاتِ الصغيرةِ لمؤمنين كانوا يجتمعون معًا في البيوتِ، والقرى، والمدنِ عبر الإقليم (إن الكنائسَ السَّبْعَ التي يخاطِبُها الرائي في سِفْر الرُّؤيَا ربما نشأت في تلك الفترة أيضًا). بعضُ هذه الكنائس، في كُولُوسِّي، على سبيل المثال، قد بَدَأَ بواسطة من آمنوا بواسطة الرَّسُول بُولُس دون أن تكون لديهم معرفةٌ مباشرةٌ بالرَّسُول نفسِه</w:t>
       </w:r>
       <w:r>
         <w:rPr>
+          <w:rtl/>
+          <w:cs/>
           <w:lang w:val="ar_AE" w:bidi="ar_AE"/>
         </w:rPr>
         <w:t>.</w:t>
@@ -479,17 +591,23 @@
       </w:pPr>
       <w:r>
         <w:rPr>
-          <w:lang w:val="ar_AE" w:bidi="ar_AE"/>
-        </w:rPr>
-      </w:r>
-      <w:r>
-        <w:rPr>
+          <w:rtl/>
+          <w:cs/>
+          <w:lang w:val="ar_AE" w:bidi="ar_AE"/>
+        </w:rPr>
+      </w:r>
+      <w:r>
+        <w:rPr>
+          <w:rtl/>
+          <w:cs/>
           <w:lang w:val="ar_AE" w:bidi="ar_AE"/>
         </w:rPr>
         <w:t>ليس من الواضح إلى مدى كان فَهْمُ هذه الكنائس عن الإنجيل دقيقًا، لكننا نَعْلَمُ من رِسَالَةِ الرَّسُول بُولُس إلى كُولُوسِّي أن بعضَ الكنائس وَاجَهَتْ تعاليم كاذبةً ومفاهيم مُشَوَّهَةً. وفي أَفَسُس، كان الرَّسُول قَلِقًا بسبَبِ الظَّنِّ بأن المسيحيين من أصولٍ أممية أقلُّ شأنًا أو مختلفين عن المسيحيين من أصولٍ يهوديَّةٍ، وأنهم ليْسُوا بالتمام جزءًا من "إِسْرائِيل" اللهِ الجَدِيدِ. أما عن السبب الذي أدَّى لظهورِ هذا الفَهْمِ الخاطئِ فهو غيرُ واضِحٍ - هل هو التمييز الذي تَمسَّك به المسيحيون من أصولٍ يهودِيَّةً؟ هل هو نفورُ المسيحيين من أصولٍ أمميَّةٍ منهم؟ على كلٍّ، تَعْكِسُ الرِّسَالَة التوتراتِ العِرْقِيَّةَ التقليدِيَّةَ بين اليهودِ والأممِ في كلِّ أنحاء العالم الرُّوماني. كان لدى الرَّسُول بُولُس أيضًا قَلَقٌ لانعدام الوعي بأن شَعْبَ اللهِ يَتَعَيَّنُ عليه أن يحيا بطريقةٍ مختلفةٍ تمامًا عن العالَمِ المحيطِ به</w:t>
       </w:r>
       <w:r>
         <w:rPr>
+          <w:rtl/>
+          <w:cs/>
           <w:lang w:val="ar_AE" w:bidi="ar_AE"/>
         </w:rPr>
         <w:t>.</w:t>
@@ -501,17 +619,23 @@
       </w:pPr>
       <w:r>
         <w:rPr>
-          <w:lang w:val="ar_AE" w:bidi="ar_AE"/>
-        </w:rPr>
-      </w:r>
-      <w:r>
-        <w:rPr>
+          <w:rtl/>
+          <w:cs/>
+          <w:lang w:val="ar_AE" w:bidi="ar_AE"/>
+        </w:rPr>
+      </w:r>
+      <w:r>
+        <w:rPr>
+          <w:rtl/>
+          <w:cs/>
           <w:lang w:val="ar_AE" w:bidi="ar_AE"/>
         </w:rPr>
         <w:t>يَكْتُبُ الرَّسُول بُولُس رِسَالَةً من السِّجنِ تبدو أنها مُوجَّهَةً إلى عددٍ من هذه الكنائسِ المليئةِ بالتائبين من المهتدين الجُدُد. كأَبٍ روحيٍّ لهم، ومُكَلَّفٍ من الله لحَمْلِ البشارةِ السَّارةِ إلى الأمم، اهْتَمَّ الرَّسُول بُولُس بشدَّةٍ بأن يكونَ لدى هؤلاء المؤمنين الجُدُد فهْمٌ صحيحٌ عن كلٍّ ما منحه الله إيَّاهم في المسيح، وعن نوعية الحياة التي يريد الله لهم أن يعيشوها كردِّ فِعْلٍ لذلك</w:t>
       </w:r>
       <w:r>
         <w:rPr>
+          <w:rtl/>
+          <w:cs/>
           <w:lang w:val="ar_AE" w:bidi="ar_AE"/>
         </w:rPr>
         <w:t>.</w:t>
@@ -525,6 +649,8 @@
       <w:r>
         <w:rPr>
           <w:b/>
+          <w:rtl/>
+          <w:cs/>
           <w:lang w:val="ar_AE" w:bidi="ar_AE"/>
         </w:rPr>
         <w:t>مُوجَزُ الرِّسَالَةِ</w:t>
@@ -536,17 +662,23 @@
       </w:pPr>
       <w:r>
         <w:rPr>
-          <w:lang w:val="ar_AE" w:bidi="ar_AE"/>
-        </w:rPr>
-      </w:r>
-      <w:r>
-        <w:rPr>
+          <w:rtl/>
+          <w:cs/>
+          <w:lang w:val="ar_AE" w:bidi="ar_AE"/>
+        </w:rPr>
+      </w:r>
+      <w:r>
+        <w:rPr>
+          <w:rtl/>
+          <w:cs/>
           <w:lang w:val="ar_AE" w:bidi="ar_AE"/>
         </w:rPr>
         <w:t>بقلبٍ مليءٌ بالثَّناءِ على كلِّ ما فَعَلَهُ الله، يُلَخِّص الرَّسُول بُولُس بشكلٍ رائعٍ الخَبَرَ السَّار عن نعمَةِ الله المُخَلِّصَة في يسوع المسيح، مشدِّدًا على أنها متاحةٌ للأُمَمِ أيضًا كما هي لليهودِ</w:t>
       </w:r>
       <w:r>
         <w:rPr>
+          <w:rtl/>
+          <w:cs/>
           <w:lang w:val="ar_AE" w:bidi="ar_AE"/>
         </w:rPr>
         <w:t xml:space="preserve"> (</w:t>
@@ -554,6 +686,8 @@
       <w:hyperlink r:id="rId19">
         <w:r>
           <w:rPr>
+            <w:rtl/>
+            <w:cs/>
             <w:lang w:val="ar_AE" w:bidi="ar_AE"/>
           </w:rPr>
           <w:rPr>
@@ -565,18 +699,24 @@
       </w:hyperlink>
       <w:r>
         <w:rPr>
+          <w:rtl/>
+          <w:cs/>
           <w:lang w:val="ar_AE" w:bidi="ar_AE"/>
         </w:rPr>
         <w:t xml:space="preserve">). </w:t>
       </w:r>
       <w:r>
         <w:rPr>
+          <w:rtl/>
+          <w:cs/>
           <w:lang w:val="ar_AE" w:bidi="ar_AE"/>
         </w:rPr>
         <w:t>كما يُقَدِّمُ الرَّسُولُ وصايا عَمَلِيَّة بشأن الطريقة التي يَتَعَيَّنُ على المؤمنين أن يعيشوا بها كردِّ فِعْلٍ لهذا الخلاص، وذلك بالابتعادِ عن حياتِهِم السابقةِ ليصبحوا حقًّا صالحين على صورةِ المسيحِ</w:t>
       </w:r>
       <w:r>
         <w:rPr>
+          <w:rtl/>
+          <w:cs/>
           <w:lang w:val="ar_AE" w:bidi="ar_AE"/>
         </w:rPr>
         <w:t xml:space="preserve"> (</w:t>
@@ -584,6 +724,8 @@
       <w:hyperlink r:id="rId20">
         <w:r>
           <w:rPr>
+            <w:rtl/>
+            <w:cs/>
             <w:lang w:val="ar_AE" w:bidi="ar_AE"/>
           </w:rPr>
           <w:rPr>
@@ -595,6 +737,8 @@
       </w:hyperlink>
       <w:r>
         <w:rPr>
+          <w:rtl/>
+          <w:cs/>
           <w:lang w:val="ar_AE" w:bidi="ar_AE"/>
         </w:rPr>
         <w:t>).</w:t>
@@ -606,17 +750,23 @@
       </w:pPr>
       <w:r>
         <w:rPr>
-          <w:lang w:val="ar_AE" w:bidi="ar_AE"/>
-        </w:rPr>
-      </w:r>
-      <w:r>
-        <w:rPr>
+          <w:rtl/>
+          <w:cs/>
+          <w:lang w:val="ar_AE" w:bidi="ar_AE"/>
+        </w:rPr>
+      </w:r>
+      <w:r>
+        <w:rPr>
+          <w:rtl/>
+          <w:cs/>
           <w:lang w:val="ar_AE" w:bidi="ar_AE"/>
         </w:rPr>
         <w:t>بعد مُقَدِّمَةٍ موجَزَةٍ</w:t>
       </w:r>
       <w:r>
         <w:rPr>
+          <w:rtl/>
+          <w:cs/>
           <w:lang w:val="ar_AE" w:bidi="ar_AE"/>
         </w:rPr>
         <w:t xml:space="preserve"> (</w:t>
@@ -624,6 +774,8 @@
       <w:hyperlink r:id="rId21">
         <w:r>
           <w:rPr>
+            <w:rtl/>
+            <w:cs/>
             <w:lang w:val="ar_AE" w:bidi="ar_AE"/>
           </w:rPr>
           <w:rPr>
@@ -635,18 +787,24 @@
       </w:hyperlink>
       <w:r>
         <w:rPr>
+          <w:rtl/>
+          <w:cs/>
           <w:lang w:val="ar_AE" w:bidi="ar_AE"/>
         </w:rPr>
         <w:t xml:space="preserve">)، </w:t>
       </w:r>
       <w:r>
         <w:rPr>
+          <w:rtl/>
+          <w:cs/>
           <w:lang w:val="ar_AE" w:bidi="ar_AE"/>
         </w:rPr>
         <w:t>يَنْطَلِقُ الرَّسُول بُولُس في التسبيحِ للهِ على نعمَتِهِ المذهلةِ التي يَنْعَمُ بها المؤمنون في المَسِيح</w:t>
       </w:r>
       <w:r>
         <w:rPr>
+          <w:rtl/>
+          <w:cs/>
           <w:lang w:val="ar_AE" w:bidi="ar_AE"/>
         </w:rPr>
         <w:t xml:space="preserve"> (</w:t>
@@ -654,6 +812,8 @@
       <w:hyperlink r:id="rId22">
         <w:r>
           <w:rPr>
+            <w:rtl/>
+            <w:cs/>
             <w:lang w:val="ar_AE" w:bidi="ar_AE"/>
           </w:rPr>
           <w:rPr>
@@ -665,18 +825,24 @@
       </w:hyperlink>
       <w:r>
         <w:rPr>
+          <w:rtl/>
+          <w:cs/>
           <w:lang w:val="ar_AE" w:bidi="ar_AE"/>
         </w:rPr>
         <w:t xml:space="preserve">). إن الله </w:t>
       </w:r>
       <w:r>
         <w:rPr>
+          <w:rtl/>
+          <w:cs/>
           <w:lang w:val="ar_AE" w:bidi="ar_AE"/>
         </w:rPr>
         <w:t>بمحبَّتِهِ المقتدرةِ، اختارَهم، وغَفَر لهم، وأدخلهم إلى عائلتِهِ، وجعلهم أبناءً، كما وَعَدَهُم بالبركاتِ الأبدِيَّةِ. وفي مَنْحِهِ إياهم الرُّوح، خَتَمَهم ليكونوا خاصَّةً له وذلك لمَدْحِ مجد نعمَتِهِ إلى الأبَدِ. بعدها، يصلِّي الرَّسُول بُولُس لكي يمْنَحَهم اللهُ فَهْمًا روحِيًّا ليدركُوا مدى العُمْقِ الكامِلِ لكلِّ ما صَنَعَه الله من أجلهم</w:t>
       </w:r>
       <w:r>
         <w:rPr>
+          <w:rtl/>
+          <w:cs/>
           <w:lang w:val="ar_AE" w:bidi="ar_AE"/>
         </w:rPr>
         <w:t xml:space="preserve"> (</w:t>
@@ -684,6 +850,8 @@
       <w:hyperlink r:id="rId23">
         <w:r>
           <w:rPr>
+            <w:rtl/>
+            <w:cs/>
             <w:lang w:val="ar_AE" w:bidi="ar_AE"/>
           </w:rPr>
           <w:rPr>
@@ -695,18 +863,24 @@
       </w:hyperlink>
       <w:r>
         <w:rPr>
+          <w:rtl/>
+          <w:cs/>
           <w:lang w:val="ar_AE" w:bidi="ar_AE"/>
         </w:rPr>
         <w:t xml:space="preserve">). </w:t>
       </w:r>
       <w:r>
         <w:rPr>
+          <w:rtl/>
+          <w:cs/>
           <w:lang w:val="ar_AE" w:bidi="ar_AE"/>
         </w:rPr>
         <w:t xml:space="preserve">مع أنهم يستحِقُّون بالكامِل غَضَبَ اللهِ، إلا أنهم قد خَلَصُوا بنعمَةِ اللهِ، ليس لأيِّ شيءٍ فعلوه، بل ببساطَةٍ بسبب اتحادِهِم بالمَسِيحِ </w:t>
       </w:r>
       <w:r>
         <w:rPr>
+          <w:rtl/>
+          <w:cs/>
           <w:lang w:val="ar_AE" w:bidi="ar_AE"/>
         </w:rPr>
         <w:t>(</w:t>
@@ -714,6 +888,8 @@
       <w:hyperlink r:id="rId24">
         <w:r>
           <w:rPr>
+            <w:rtl/>
+            <w:cs/>
             <w:lang w:val="ar_AE" w:bidi="ar_AE"/>
           </w:rPr>
           <w:rPr>
@@ -725,18 +901,24 @@
       </w:hyperlink>
       <w:r>
         <w:rPr>
+          <w:rtl/>
+          <w:cs/>
           <w:lang w:val="ar_AE" w:bidi="ar_AE"/>
         </w:rPr>
         <w:t xml:space="preserve">). </w:t>
       </w:r>
       <w:r>
         <w:rPr>
+          <w:rtl/>
+          <w:cs/>
           <w:lang w:val="ar_AE" w:bidi="ar_AE"/>
         </w:rPr>
         <w:t>كأمَمٍ، كانوا منفصلين تمامًا عن اللهِ وبركاتِهِ، ولكن من رحمةِ اللهِ، وبعمل المسيح الذي صالحهم به مع الله، صاروا الآن أعضاءً في عائلة اللهِ، ولهم بالتمام نفس مكانة المسيحيين من أصولٍ يهودية، إذ ليْسُوا بعد غرباءً</w:t>
       </w:r>
       <w:r>
         <w:rPr>
+          <w:rtl/>
+          <w:cs/>
           <w:lang w:val="ar_AE" w:bidi="ar_AE"/>
         </w:rPr>
         <w:t xml:space="preserve"> (</w:t>
@@ -744,6 +926,8 @@
       <w:hyperlink r:id="rId25">
         <w:r>
           <w:rPr>
+            <w:rtl/>
+            <w:cs/>
             <w:lang w:val="ar_AE" w:bidi="ar_AE"/>
           </w:rPr>
           <w:rPr>
@@ -755,6 +939,8 @@
       </w:hyperlink>
       <w:r>
         <w:rPr>
+          <w:rtl/>
+          <w:cs/>
           <w:lang w:val="ar_AE" w:bidi="ar_AE"/>
         </w:rPr>
         <w:t>).</w:t>
@@ -766,29 +952,39 @@
       </w:pPr>
       <w:r>
         <w:rPr>
-          <w:lang w:val="ar_AE" w:bidi="ar_AE"/>
-        </w:rPr>
-      </w:r>
-      <w:r>
-        <w:rPr>
+          <w:rtl/>
+          <w:cs/>
+          <w:lang w:val="ar_AE" w:bidi="ar_AE"/>
+        </w:rPr>
+      </w:r>
+      <w:r>
+        <w:rPr>
+          <w:rtl/>
+          <w:cs/>
           <w:lang w:val="ar_AE" w:bidi="ar_AE"/>
         </w:rPr>
         <w:t>لقد كلَّفَ الله ا</w:t>
       </w:r>
       <w:r>
         <w:rPr>
+          <w:rtl/>
+          <w:cs/>
           <w:lang w:val="ar_AE" w:bidi="ar_AE"/>
         </w:rPr>
         <w:t xml:space="preserve">لرَّسُول </w:t>
       </w:r>
       <w:r>
         <w:rPr>
+          <w:rtl/>
+          <w:cs/>
           <w:lang w:val="ar_AE" w:bidi="ar_AE"/>
         </w:rPr>
         <w:t>بُولُس ليَحْمِلَ إليهم هذه الأخبار الرائعة السَّارَّة</w:t>
       </w:r>
       <w:r>
         <w:rPr>
+          <w:rtl/>
+          <w:cs/>
           <w:lang w:val="ar_AE" w:bidi="ar_AE"/>
         </w:rPr>
         <w:t xml:space="preserve"> (</w:t>
@@ -796,6 +992,8 @@
       <w:hyperlink r:id="rId26">
         <w:r>
           <w:rPr>
+            <w:rtl/>
+            <w:cs/>
             <w:lang w:val="ar_AE" w:bidi="ar_AE"/>
           </w:rPr>
           <w:rPr>
@@ -807,18 +1005,24 @@
       </w:hyperlink>
       <w:r>
         <w:rPr>
+          <w:rtl/>
+          <w:cs/>
           <w:lang w:val="ar_AE" w:bidi="ar_AE"/>
         </w:rPr>
         <w:t xml:space="preserve">). وقد </w:t>
       </w:r>
       <w:r>
         <w:rPr>
+          <w:rtl/>
+          <w:cs/>
           <w:lang w:val="ar_AE" w:bidi="ar_AE"/>
         </w:rPr>
         <w:t>كان مضمونُ صلاتِهِ الثَّانِيَة من أجلِهِم هو أن يَمْنَحَهُم الله قوَّةً روحيَّةً، أن يشدِّدَهم في الإيمانِ، والمَحَبَّة، أن يُمَكِّنَهم من الاستيعاب التام لمحبَّةِ المسيح الفاديةِ، أن يمتلئوا بحياةِ وقُدْرَةِ اللهِ نفسِه</w:t>
       </w:r>
       <w:r>
         <w:rPr>
+          <w:rtl/>
+          <w:cs/>
           <w:lang w:val="ar_AE" w:bidi="ar_AE"/>
         </w:rPr>
         <w:t xml:space="preserve"> (</w:t>
@@ -826,6 +1030,8 @@
       <w:hyperlink r:id="rId27">
         <w:r>
           <w:rPr>
+            <w:rtl/>
+            <w:cs/>
             <w:lang w:val="ar_AE" w:bidi="ar_AE"/>
           </w:rPr>
           <w:rPr>
@@ -837,6 +1043,8 @@
       </w:hyperlink>
       <w:r>
         <w:rPr>
+          <w:rtl/>
+          <w:cs/>
           <w:lang w:val="ar_AE" w:bidi="ar_AE"/>
         </w:rPr>
         <w:t>).</w:t>
@@ -848,17 +1056,23 @@
       </w:pPr>
       <w:r>
         <w:rPr>
-          <w:lang w:val="ar_AE" w:bidi="ar_AE"/>
-        </w:rPr>
-      </w:r>
-      <w:r>
-        <w:rPr>
+          <w:rtl/>
+          <w:cs/>
+          <w:lang w:val="ar_AE" w:bidi="ar_AE"/>
+        </w:rPr>
+      </w:r>
+      <w:r>
+        <w:rPr>
+          <w:rtl/>
+          <w:cs/>
           <w:lang w:val="ar_AE" w:bidi="ar_AE"/>
         </w:rPr>
         <w:t>تَجَاوُبًا مع هذا الخلاصِ، يَتَعَيَّنُ عليهم أن يعيشوا حياةَ التَّواضُعِ، والنِّعْمَةِ، والمحبَّةِ - أن يحيوا حياةً جديرةً بدعوتِهِم، وذلك أثناء استخدامهم لمواهبِهِم الإلهية من أجل بناءِ جسَدِ المَسِيح</w:t>
       </w:r>
       <w:r>
         <w:rPr>
+          <w:rtl/>
+          <w:cs/>
           <w:lang w:val="ar_AE" w:bidi="ar_AE"/>
         </w:rPr>
         <w:t xml:space="preserve"> (</w:t>
@@ -866,6 +1080,8 @@
       <w:hyperlink r:id="rId28">
         <w:r>
           <w:rPr>
+            <w:rtl/>
+            <w:cs/>
             <w:lang w:val="ar_AE" w:bidi="ar_AE"/>
           </w:rPr>
           <w:rPr>
@@ -877,18 +1093,24 @@
       </w:hyperlink>
       <w:r>
         <w:rPr>
+          <w:rtl/>
+          <w:cs/>
           <w:lang w:val="ar_AE" w:bidi="ar_AE"/>
         </w:rPr>
         <w:t xml:space="preserve">). </w:t>
       </w:r>
       <w:r>
         <w:rPr>
+          <w:rtl/>
+          <w:cs/>
           <w:lang w:val="ar_AE" w:bidi="ar_AE"/>
         </w:rPr>
         <w:t>ينبغي عليهم أن يتجَنَّبُوا ظُلْمَةَ طُرِقِهِم الخاطِئَةِ السَّابِقَةِ ويعيشوا كأبناءٍ للنُّورِ، وهم ممتلئون باللُّطفِ، والمحَبَّة في الرُّوح، وفي اقتدائِهِم بمثالِ المَسِيح، ينبعي أن تكون حياتُهم مُرْضِيَةً لله في كلِّ شيءٍ</w:t>
       </w:r>
       <w:r>
         <w:rPr>
+          <w:rtl/>
+          <w:cs/>
           <w:lang w:val="ar_AE" w:bidi="ar_AE"/>
         </w:rPr>
         <w:t xml:space="preserve"> (</w:t>
@@ -896,6 +1118,8 @@
       <w:hyperlink r:id="rId29">
         <w:r>
           <w:rPr>
+            <w:rtl/>
+            <w:cs/>
             <w:lang w:val="ar_AE" w:bidi="ar_AE"/>
           </w:rPr>
           <w:rPr>
@@ -907,6 +1131,8 @@
       </w:hyperlink>
       <w:r>
         <w:rPr>
+          <w:rtl/>
+          <w:cs/>
           <w:lang w:val="ar_AE" w:bidi="ar_AE"/>
         </w:rPr>
         <w:t>).</w:t>
@@ -918,29 +1144,39 @@
       </w:pPr>
       <w:r>
         <w:rPr>
-          <w:lang w:val="ar_AE" w:bidi="ar_AE"/>
-        </w:rPr>
-      </w:r>
-      <w:r>
-        <w:rPr>
+          <w:rtl/>
+          <w:cs/>
+          <w:lang w:val="ar_AE" w:bidi="ar_AE"/>
+        </w:rPr>
+      </w:r>
+      <w:r>
+        <w:rPr>
+          <w:rtl/>
+          <w:cs/>
           <w:lang w:val="ar_AE" w:bidi="ar_AE"/>
         </w:rPr>
         <w:t xml:space="preserve">طيلة حياتِهِم من أجل المَسِيحِ، يجب أن تَتَّسِمَ كلَّ علاقاتِهم في البيوت </w:t>
       </w:r>
       <w:r>
         <w:rPr>
+          <w:rtl/>
+          <w:cs/>
           <w:lang w:val="ar_AE" w:bidi="ar_AE"/>
         </w:rPr>
         <w:t>بالاحْتِرَامِ، والمحبَّةِ</w:t>
       </w:r>
       <w:r>
         <w:rPr>
+          <w:rtl/>
+          <w:cs/>
           <w:lang w:val="ar_AE" w:bidi="ar_AE"/>
         </w:rPr>
         <w:t xml:space="preserve"> بين الأزواج والزوجات، بين الآباء والأبناء، وبين السادةِ والعبيدِ</w:t>
       </w:r>
       <w:r>
         <w:rPr>
+          <w:rtl/>
+          <w:cs/>
           <w:lang w:val="ar_AE" w:bidi="ar_AE"/>
         </w:rPr>
         <w:t xml:space="preserve"> (</w:t>
@@ -948,6 +1184,8 @@
       <w:hyperlink r:id="rId30">
         <w:r>
           <w:rPr>
+            <w:rtl/>
+            <w:cs/>
             <w:lang w:val="ar_AE" w:bidi="ar_AE"/>
           </w:rPr>
           <w:rPr>
@@ -959,18 +1197,24 @@
       </w:hyperlink>
       <w:r>
         <w:rPr>
+          <w:rtl/>
+          <w:cs/>
           <w:lang w:val="ar_AE" w:bidi="ar_AE"/>
         </w:rPr>
         <w:t xml:space="preserve">). </w:t>
       </w:r>
       <w:r>
         <w:rPr>
+          <w:rtl/>
+          <w:cs/>
           <w:lang w:val="ar_AE" w:bidi="ar_AE"/>
         </w:rPr>
         <w:t>وأخيرًا، يَحُثُّهم الرَّسُول بُولُس على ارتداءِ سلاحِ اللهِ لِحِمَايَةِ أنفسهم من الشَّيطانِ</w:t>
       </w:r>
       <w:r>
         <w:rPr>
+          <w:rtl/>
+          <w:cs/>
           <w:lang w:val="ar_AE" w:bidi="ar_AE"/>
         </w:rPr>
         <w:t xml:space="preserve"> (</w:t>
@@ -978,6 +1222,8 @@
       <w:hyperlink r:id="rId31">
         <w:r>
           <w:rPr>
+            <w:rtl/>
+            <w:cs/>
             <w:lang w:val="ar_AE" w:bidi="ar_AE"/>
           </w:rPr>
           <w:rPr>
@@ -989,18 +1235,24 @@
       </w:hyperlink>
       <w:r>
         <w:rPr>
+          <w:rtl/>
+          <w:cs/>
           <w:lang w:val="ar_AE" w:bidi="ar_AE"/>
         </w:rPr>
         <w:t xml:space="preserve">). </w:t>
       </w:r>
       <w:r>
         <w:rPr>
+          <w:rtl/>
+          <w:cs/>
           <w:lang w:val="ar_AE" w:bidi="ar_AE"/>
         </w:rPr>
         <w:t>يَخْتِمُ الرَّسُول رسالتَهُ ببعضِ التصريحات الشخصية والبركة</w:t>
       </w:r>
       <w:r>
         <w:rPr>
+          <w:rtl/>
+          <w:cs/>
           <w:lang w:val="ar_AE" w:bidi="ar_AE"/>
         </w:rPr>
         <w:t xml:space="preserve"> (</w:t>
@@ -1008,6 +1260,8 @@
       <w:hyperlink r:id="rId32">
         <w:r>
           <w:rPr>
+            <w:rtl/>
+            <w:cs/>
             <w:lang w:val="ar_AE" w:bidi="ar_AE"/>
           </w:rPr>
           <w:rPr>
@@ -1019,6 +1273,8 @@
       </w:hyperlink>
       <w:r>
         <w:rPr>
+          <w:rtl/>
+          <w:cs/>
           <w:lang w:val="ar_AE" w:bidi="ar_AE"/>
         </w:rPr>
         <w:t>).</w:t>
@@ -1032,6 +1288,8 @@
       <w:r>
         <w:rPr>
           <w:b/>
+          <w:rtl/>
+          <w:cs/>
           <w:lang w:val="ar_AE" w:bidi="ar_AE"/>
         </w:rPr>
         <w:t>كَاتِبُ الرِّسَالَةِ</w:t>
@@ -1043,17 +1301,23 @@
       </w:pPr>
       <w:r>
         <w:rPr>
-          <w:lang w:val="ar_AE" w:bidi="ar_AE"/>
-        </w:rPr>
-      </w:r>
-      <w:r>
-        <w:rPr>
+          <w:rtl/>
+          <w:cs/>
+          <w:lang w:val="ar_AE" w:bidi="ar_AE"/>
+        </w:rPr>
+      </w:r>
+      <w:r>
+        <w:rPr>
+          <w:rtl/>
+          <w:cs/>
           <w:lang w:val="ar_AE" w:bidi="ar_AE"/>
         </w:rPr>
         <w:t>تُنْسَبُ الرِّسَالَةُ إلى أَفَسُس بشكلٍ تقليديٍّ إلى الرَّسُول بُولُس، كما هو الحال مع رَسَائِلِ السِّجْنِ الأخرى (فِيلِبِّي، كُولُوسِّي، فِلِيمُونَ). ومع ذلك، بناءً على المفرداتِ، أسلوبِ الكتابةِ، الصياغةِ، السِّياقِ، الغَرَضِ، والتأكيداتِ اللاهوتيةِ، يعتَقِدُ البَعْضُ أن الرِّسَالَةُ إلى أَفَسُس كُتِبَتْ بواسطة تلميذٍ لاحِقٍ للرَّسُول بُولُس. بينما يَرَى آخرون أنها رِسَالَةٌ أَصْلِيَّةٌ من الرَّسُول بُولُس تَمَّ إعادةُ تحريرِها بواسطَةِ محرِّر لاحِقٍ</w:t>
       </w:r>
       <w:r>
         <w:rPr>
+          <w:rtl/>
+          <w:cs/>
           <w:lang w:val="ar_AE" w:bidi="ar_AE"/>
         </w:rPr>
         <w:t>.</w:t>
@@ -1065,17 +1329,23 @@
       </w:pPr>
       <w:r>
         <w:rPr>
-          <w:lang w:val="ar_AE" w:bidi="ar_AE"/>
-        </w:rPr>
-      </w:r>
-      <w:r>
-        <w:rPr>
+          <w:rtl/>
+          <w:cs/>
+          <w:lang w:val="ar_AE" w:bidi="ar_AE"/>
+        </w:rPr>
+      </w:r>
+      <w:r>
+        <w:rPr>
+          <w:rtl/>
+          <w:cs/>
           <w:lang w:val="ar_AE" w:bidi="ar_AE"/>
         </w:rPr>
         <w:t>ومع ذلك، فإن الرِّسَالَةَ لا تتعارَض نهائيًّا مع فِكْرِ وأسلوبِ الرَّسُول بُولُس. يمكِنُ تفسيرُ الفوارقَ المزعومةَ مع الرَّسَائِلِ التي للرَّسُول بشكلٍ لا جِدَالَ فيه لو أخذنا بعينِ الاعتبارِ (1) مدى تنوُّع مفرداتِ وأسلوبِ الرَّسُول نفسِه؛ (2) المحتوى المختلف لهذه الرسالة (على سَبِيلِ المِثَالِ</w:t>
       </w:r>
       <w:r>
         <w:rPr>
+          <w:rtl/>
+          <w:cs/>
           <w:lang w:val="ar_AE" w:bidi="ar_AE"/>
         </w:rPr>
         <w:t xml:space="preserve">، فصول </w:t>
@@ -1083,6 +1353,8 @@
       <w:hyperlink r:id="rId19">
         <w:r>
           <w:rPr>
+            <w:rtl/>
+            <w:cs/>
             <w:lang w:val="ar_AE" w:bidi="ar_AE"/>
           </w:rPr>
           <w:rPr>
@@ -1094,6 +1366,8 @@
       </w:hyperlink>
       <w:r>
         <w:rPr>
+          <w:rtl/>
+          <w:cs/>
           <w:lang w:val="ar_AE" w:bidi="ar_AE"/>
         </w:rPr>
         <w:t xml:space="preserve"> تَضُمُّ أقسامًا كبيرةً من البركةِ، والتسبيح، والصلاة)؛ (3) التَّطَوُّرات في تفكيرِ الرَّسُول؛ (4) استخدام الرَّسُول لِكَتَبَةٍ مختلفين (انْظُرْ </w:t>
@@ -1101,6 +1375,8 @@
       <w:hyperlink r:id="rId33">
         <w:r>
           <w:rPr>
+            <w:rtl/>
+            <w:cs/>
             <w:lang w:val="ar_AE" w:bidi="ar_AE"/>
           </w:rPr>
           <w:rPr>
@@ -1112,18 +1388,24 @@
       </w:hyperlink>
       <w:r>
         <w:rPr>
+          <w:rtl/>
+          <w:cs/>
           <w:lang w:val="ar_AE" w:bidi="ar_AE"/>
         </w:rPr>
         <w:t xml:space="preserve">)، ربما مارسوا بدرجة ما من الحريَّة صياغة أفكاره بتعبيراتهم الخاصة؛ و(5) </w:t>
       </w:r>
       <w:r>
         <w:rPr>
+          <w:rtl/>
+          <w:cs/>
           <w:lang w:val="ar_AE" w:bidi="ar_AE"/>
         </w:rPr>
         <w:t>طبيعَة الرِّسَالَة إلى أَفَسُس كرِسَالَةٍ عامةٍ أُرْسِلَتْ إلى كنائسِ عديدةٍ، لا إلى كنيسةٍ واحِدَةٍ. لذلك، ما من سببٍ مُقْنِعٍ يدفعُنا لإنكارِ كتابة الرَّسُول بُولُس لها</w:t>
       </w:r>
       <w:r>
         <w:rPr>
+          <w:rtl/>
+          <w:cs/>
           <w:lang w:val="ar_AE" w:bidi="ar_AE"/>
         </w:rPr>
         <w:t>.</w:t>
@@ -1136,6 +1418,8 @@
       </w:pPr>
       <w:r>
         <w:rPr>
+          <w:rtl/>
+          <w:cs/>
           <w:lang w:val="ar_AE" w:bidi="ar_AE"/>
         </w:rPr>
         <w:t>مُتَلَقُّو الرِّسَالَةِ</w:t>
@@ -1147,17 +1431,23 @@
       </w:pPr>
       <w:r>
         <w:rPr>
-          <w:lang w:val="ar_AE" w:bidi="ar_AE"/>
-        </w:rPr>
-      </w:r>
-      <w:r>
-        <w:rPr>
+          <w:rtl/>
+          <w:cs/>
+          <w:lang w:val="ar_AE" w:bidi="ar_AE"/>
+        </w:rPr>
+      </w:r>
+      <w:r>
+        <w:rPr>
+          <w:rtl/>
+          <w:cs/>
           <w:lang w:val="ar_AE" w:bidi="ar_AE"/>
         </w:rPr>
         <w:t>مع أن المفهومَ من النَّاحِيَةِ التَّقْلِيدِيَّة بأن هذه الرِّسَالَةَ مكتوبَةٌ إلى الكنيسةِ التي في أَفَسُس، لكن ربما كُتِبَتْ كَرِسَالَةٍ عامة يتم تداوُلُها بين عددٍ من الكنائِسِ المختلفةِ في إقليمِ آسِيَّا الرُّوماني. يستندُ هذا الرأي إلى (1) غيابِ مقدِّمَة الرِّسَالَةِ</w:t>
       </w:r>
       <w:r>
         <w:rPr>
+          <w:rtl/>
+          <w:cs/>
           <w:lang w:val="ar_AE" w:bidi="ar_AE"/>
         </w:rPr>
         <w:t xml:space="preserve"> إلى </w:t>
@@ -1165,24 +1455,32 @@
       <w:r>
         <w:rPr>
           <w:b/>
+          <w:rtl/>
+          <w:cs/>
           <w:lang w:val="ar_AE" w:bidi="ar_AE"/>
         </w:rPr>
         <w:t>أَفَسُس</w:t>
       </w:r>
       <w:r>
         <w:rPr>
+          <w:rtl/>
+          <w:cs/>
           <w:lang w:val="ar_AE" w:bidi="ar_AE"/>
         </w:rPr>
         <w:t xml:space="preserve"> </w:t>
       </w:r>
       <w:r>
         <w:rPr>
+          <w:rtl/>
+          <w:cs/>
           <w:lang w:val="ar_AE" w:bidi="ar_AE"/>
         </w:rPr>
         <w:t xml:space="preserve">في الكثير من مخطوطاتها الأكثر قِدَمًا </w:t>
       </w:r>
       <w:r>
         <w:rPr>
+          <w:rtl/>
+          <w:cs/>
           <w:lang w:val="ar_AE" w:bidi="ar_AE"/>
         </w:rPr>
         <w:t>(</w:t>
@@ -1190,6 +1488,8 @@
       <w:hyperlink r:id="rId34">
         <w:r>
           <w:rPr>
+            <w:rtl/>
+            <w:cs/>
             <w:lang w:val="ar_AE" w:bidi="ar_AE"/>
           </w:rPr>
           <w:rPr>
@@ -1201,18 +1501,24 @@
       </w:hyperlink>
       <w:r>
         <w:rPr>
+          <w:rtl/>
+          <w:cs/>
           <w:lang w:val="ar_AE" w:bidi="ar_AE"/>
         </w:rPr>
         <w:t xml:space="preserve">)، و(2) </w:t>
       </w:r>
       <w:r>
         <w:rPr>
+          <w:rtl/>
+          <w:cs/>
           <w:lang w:val="ar_AE" w:bidi="ar_AE"/>
         </w:rPr>
         <w:t>غيابِ السلاماتِ الشخصيةِ أو الإشارات إلى أسماءِ أشخاصِ بعينِهِم في الرِّسَالَةِ - الأَمْرُ الذي سيكون مفاجئًا لنا لو كان المقصودُ بالرِّسَالَةِ أن تكون موجَّهَةً بالفعلِ إلى كنيسةٍ في أَفَسُس، نظرًا لإقامة الرَّسُول بُولُس الطويلة في المدينة ومعرفته الشخصية بمؤمني الكنيسة هناك (انْظُرْ</w:t>
       </w:r>
       <w:r>
         <w:rPr>
+          <w:rtl/>
+          <w:cs/>
           <w:lang w:val="ar_AE" w:bidi="ar_AE"/>
         </w:rPr>
         <w:t xml:space="preserve"> </w:t>
@@ -1220,6 +1526,8 @@
       <w:hyperlink r:id="rId35">
         <w:r>
           <w:rPr>
+            <w:rtl/>
+            <w:cs/>
             <w:lang w:val="ar_AE" w:bidi="ar_AE"/>
           </w:rPr>
           <w:rPr>
@@ -1231,6 +1539,8 @@
       </w:hyperlink>
       <w:r>
         <w:rPr>
+          <w:rtl/>
+          <w:cs/>
           <w:lang w:val="ar_AE" w:bidi="ar_AE"/>
         </w:rPr>
         <w:t xml:space="preserve">؛ </w:t>
@@ -1238,6 +1548,8 @@
       <w:hyperlink r:id="rId36">
         <w:r>
           <w:rPr>
+            <w:rtl/>
+            <w:cs/>
             <w:lang w:val="ar_AE" w:bidi="ar_AE"/>
           </w:rPr>
           <w:rPr>
@@ -1249,6 +1561,8 @@
       </w:hyperlink>
       <w:r>
         <w:rPr>
+          <w:rtl/>
+          <w:cs/>
           <w:lang w:val="ar_AE" w:bidi="ar_AE"/>
         </w:rPr>
         <w:t>).</w:t>
@@ -1262,6 +1576,8 @@
       <w:r>
         <w:rPr>
           <w:b/>
+          <w:rtl/>
+          <w:cs/>
           <w:lang w:val="ar_AE" w:bidi="ar_AE"/>
         </w:rPr>
         <w:t>تَارِيخُ الرِّسَالَةِ وَمَوضِعُ كِتَابَتها</w:t>
@@ -1273,65 +1589,87 @@
       </w:pPr>
       <w:r>
         <w:rPr>
-          <w:lang w:val="ar_AE" w:bidi="ar_AE"/>
-        </w:rPr>
-      </w:r>
-      <w:r>
-        <w:rPr>
+          <w:rtl/>
+          <w:cs/>
+          <w:lang w:val="ar_AE" w:bidi="ar_AE"/>
+        </w:rPr>
+      </w:r>
+      <w:r>
+        <w:rPr>
+          <w:rtl/>
+          <w:cs/>
           <w:lang w:val="ar_AE" w:bidi="ar_AE"/>
         </w:rPr>
         <w:t>الرِّسَالَةُ إلى أَفَسُس هي واحِدَةٌ من رَسَائِلِ السِّجْنِ</w:t>
       </w:r>
       <w:r>
         <w:rPr>
+          <w:rtl/>
+          <w:cs/>
           <w:lang w:val="ar_AE" w:bidi="ar_AE"/>
         </w:rPr>
         <w:t xml:space="preserve"> (مع فِيلِبِّي، وكُولُوسِّي، وفِلِيمُونَ)، </w:t>
       </w:r>
       <w:r>
         <w:rPr>
+          <w:rtl/>
+          <w:cs/>
           <w:lang w:val="ar_AE" w:bidi="ar_AE"/>
         </w:rPr>
         <w:t xml:space="preserve">المعروفَة من الناحية التقليديَّة على أنها كُتِبَتْ من روما ما بين سنتي 60–62م </w:t>
       </w:r>
       <w:r>
         <w:rPr>
+          <w:rtl/>
+          <w:cs/>
           <w:lang w:val="ar_AE" w:bidi="ar_AE"/>
         </w:rPr>
         <w:t xml:space="preserve">تقريبًا </w:t>
       </w:r>
       <w:r>
         <w:rPr>
+          <w:rtl/>
+          <w:cs/>
           <w:lang w:val="ar_AE" w:bidi="ar_AE"/>
         </w:rPr>
         <w:t xml:space="preserve">أو </w:t>
       </w:r>
       <w:r>
         <w:rPr>
+          <w:rtl/>
+          <w:cs/>
           <w:lang w:val="ar_AE" w:bidi="ar_AE"/>
         </w:rPr>
         <w:t xml:space="preserve">بفترةٍ قليلةٍ </w:t>
       </w:r>
       <w:r>
         <w:rPr>
+          <w:rtl/>
+          <w:cs/>
           <w:lang w:val="ar_AE" w:bidi="ar_AE"/>
         </w:rPr>
         <w:t xml:space="preserve">قبل استشهاد الرَّسُول بُولُس سنة </w:t>
       </w:r>
       <w:r>
         <w:rPr>
+          <w:rtl/>
+          <w:cs/>
           <w:lang w:val="ar_AE" w:bidi="ar_AE"/>
         </w:rPr>
         <w:t xml:space="preserve">64~65م. </w:t>
       </w:r>
       <w:r>
         <w:rPr>
+          <w:rtl/>
+          <w:cs/>
           <w:lang w:val="ar_AE" w:bidi="ar_AE"/>
         </w:rPr>
         <w:t>الأمرُ الذي يجعلُ رَسائِلَ السِّجْنِ هي آخرُ كتاباتِ الرَّسُولِ بُولُس. ومع ذلك، ربما من الأفضَلِ فَهْمُها على أنها قد كُتِبَتْ من سجنٍ للرَّسُول بولس وهو في أَفَسُس. في الرِّسَالَةِ الثانية إلى أهل كُورِنْثُوس، التي كُتِبَتْ بعد فترةٍ وجيزةٍ من مغادرته لأَفَسُس، يشير الرَّسُول بُولُس إلى المقاوَمَةِ الشَّديدةِ التي لاقها في مِنْطَقَة آسِيَّا، ويلَمِّح إلى أنه سُجِنَ عدَّةَ مراتٍ؛ انْظُرْ</w:t>
       </w:r>
       <w:r>
         <w:rPr>
+          <w:rtl/>
+          <w:cs/>
           <w:lang w:val="ar_AE" w:bidi="ar_AE"/>
         </w:rPr>
         <w:t xml:space="preserve"> (</w:t>
@@ -1339,6 +1677,8 @@
       <w:hyperlink r:id="rId18">
         <w:r>
           <w:rPr>
+            <w:rtl/>
+            <w:cs/>
             <w:lang w:val="ar_AE" w:bidi="ar_AE"/>
           </w:rPr>
           <w:rPr>
@@ -1350,18 +1690,24 @@
       </w:hyperlink>
       <w:r>
         <w:rPr>
+          <w:rtl/>
+          <w:cs/>
           <w:lang w:val="ar_AE" w:bidi="ar_AE"/>
         </w:rPr>
         <w:t xml:space="preserve">). </w:t>
       </w:r>
       <w:r>
         <w:rPr>
+          <w:rtl/>
+          <w:cs/>
           <w:lang w:val="ar_AE" w:bidi="ar_AE"/>
         </w:rPr>
         <w:t>إن كانَتْ رَسَائِلُ السِّجْنِ قد كُتِبَتْ من أَفَسُس، فهذا يجعلها مكتوبةً في وقتٍ مبكِّرٍ من حياة الرَّسُول بُولُس، ربما في الفترة الممتدة من سنة 53 إلى 56م</w:t>
       </w:r>
       <w:r>
         <w:rPr>
+          <w:rtl/>
+          <w:cs/>
           <w:lang w:val="ar_AE" w:bidi="ar_AE"/>
         </w:rPr>
         <w:t>.</w:t>
@@ -1375,6 +1721,8 @@
       <w:r>
         <w:rPr>
           <w:b/>
+          <w:rtl/>
+          <w:cs/>
           <w:lang w:val="ar_AE" w:bidi="ar_AE"/>
         </w:rPr>
         <w:t>مَضْمُون ومَغْزَى الرِّسَالَةِ</w:t>
@@ -1386,30 +1734,40 @@
       </w:pPr>
       <w:r>
         <w:rPr>
+          <w:rtl/>
+          <w:cs/>
           <w:lang w:val="ar_AE" w:bidi="ar_AE"/>
         </w:rPr>
       </w:r>
       <w:r>
         <w:rPr>
           <w:b/>
+          <w:rtl/>
+          <w:cs/>
           <w:lang w:val="ar_AE" w:bidi="ar_AE"/>
         </w:rPr>
         <w:t>مَدْحُ نِعْمَةِ الله:</w:t>
       </w:r>
       <w:r>
         <w:rPr>
+          <w:rtl/>
+          <w:cs/>
           <w:lang w:val="ar_AE" w:bidi="ar_AE"/>
         </w:rPr>
         <w:t xml:space="preserve"> </w:t>
       </w:r>
       <w:r>
         <w:rPr>
+          <w:rtl/>
+          <w:cs/>
           <w:lang w:val="ar_AE" w:bidi="ar_AE"/>
         </w:rPr>
         <w:t>ربما أكثرُ من أيِّ سِفْرٍ آخرٍ في العَهْدِ الجَدِيدِ، تأتي الرِّسَالَةُ إلى أَفَسُس زاخرةً بالامتنان للنِّعْمِةِ الإلهية الفادية التي أَظْهَرَها الله لمن يؤمنون بِيَسُوع المَسِيح. بفضِلِ النِّعْمَةِ وحدها، اختار الله المؤمنين، وغَفَرَ لهم ذنوبهم، ودعاهم إلى عائلته، وجعلهم أبناءً له، واعدًا إياهم ببركاتِهِ الأبدية، كما مَنَّ عليهم بِمِنَّة الرُّوح القُدُس خاتمًا إياهم بوصفهم مُلْكًا له إلى الأبدِ</w:t>
       </w:r>
       <w:r>
         <w:rPr>
+          <w:rtl/>
+          <w:cs/>
           <w:lang w:val="ar_AE" w:bidi="ar_AE"/>
         </w:rPr>
         <w:t xml:space="preserve"> (</w:t>
@@ -1417,6 +1775,8 @@
       <w:hyperlink r:id="rId22">
         <w:r>
           <w:rPr>
+            <w:rtl/>
+            <w:cs/>
             <w:lang w:val="ar_AE" w:bidi="ar_AE"/>
           </w:rPr>
           <w:rPr>
@@ -1428,18 +1788,24 @@
       </w:hyperlink>
       <w:r>
         <w:rPr>
+          <w:rtl/>
+          <w:cs/>
           <w:lang w:val="ar_AE" w:bidi="ar_AE"/>
         </w:rPr>
         <w:t>). ل</w:t>
       </w:r>
       <w:r>
         <w:rPr>
+          <w:rtl/>
+          <w:cs/>
           <w:lang w:val="ar_AE" w:bidi="ar_AE"/>
         </w:rPr>
         <w:t>ا يمْكِنُ أبدًا اعتبار الخلاص شيئًا نستحِقَّه؛ إنه عطيَّةٌ خَالِصَةٌ</w:t>
       </w:r>
       <w:r>
         <w:rPr>
+          <w:rtl/>
+          <w:cs/>
           <w:lang w:val="ar_AE" w:bidi="ar_AE"/>
         </w:rPr>
         <w:t xml:space="preserve"> (</w:t>
@@ -1447,6 +1813,8 @@
       <w:hyperlink r:id="rId37">
         <w:r>
           <w:rPr>
+            <w:rtl/>
+            <w:cs/>
             <w:lang w:val="ar_AE" w:bidi="ar_AE"/>
           </w:rPr>
           <w:rPr>
@@ -1458,18 +1826,24 @@
       </w:hyperlink>
       <w:r>
         <w:rPr>
+          <w:rtl/>
+          <w:cs/>
           <w:lang w:val="ar_AE" w:bidi="ar_AE"/>
         </w:rPr>
         <w:t xml:space="preserve">). </w:t>
       </w:r>
       <w:r>
         <w:rPr>
+          <w:rtl/>
+          <w:cs/>
           <w:lang w:val="ar_AE" w:bidi="ar_AE"/>
         </w:rPr>
         <w:t>ونتيجة لذلك، يُدْرِكُ المؤمنون أنهم مدعوون لتسبيحِ الله إلى الأَبَدِ بِسَبَبِ نِعْمَتِهِ المُذْهِلَةِ</w:t>
       </w:r>
       <w:r>
         <w:rPr>
+          <w:rtl/>
+          <w:cs/>
           <w:lang w:val="ar_AE" w:bidi="ar_AE"/>
         </w:rPr>
         <w:t xml:space="preserve"> (</w:t>
@@ -1477,6 +1851,8 @@
       <w:hyperlink r:id="rId38">
         <w:r>
           <w:rPr>
+            <w:rtl/>
+            <w:cs/>
             <w:lang w:val="ar_AE" w:bidi="ar_AE"/>
           </w:rPr>
           <w:rPr>
@@ -1488,6 +1864,8 @@
       </w:hyperlink>
       <w:r>
         <w:rPr>
+          <w:rtl/>
+          <w:cs/>
           <w:lang w:val="ar_AE" w:bidi="ar_AE"/>
         </w:rPr>
         <w:t xml:space="preserve">، </w:t>
@@ -1495,6 +1873,8 @@
       <w:hyperlink r:id="rId39">
         <w:r>
           <w:rPr>
+            <w:rtl/>
+            <w:cs/>
             <w:lang w:val="ar_AE" w:bidi="ar_AE"/>
           </w:rPr>
           <w:rPr>
@@ -1506,6 +1886,8 @@
       </w:hyperlink>
       <w:r>
         <w:rPr>
+          <w:rtl/>
+          <w:cs/>
           <w:lang w:val="ar_AE" w:bidi="ar_AE"/>
         </w:rPr>
         <w:t xml:space="preserve">، </w:t>
@@ -1513,6 +1895,8 @@
       <w:hyperlink r:id="rId40">
         <w:r>
           <w:rPr>
+            <w:rtl/>
+            <w:cs/>
             <w:lang w:val="ar_AE" w:bidi="ar_AE"/>
           </w:rPr>
           <w:rPr>
@@ -1524,18 +1908,24 @@
       </w:hyperlink>
       <w:r>
         <w:rPr>
+          <w:rtl/>
+          <w:cs/>
           <w:lang w:val="ar_AE" w:bidi="ar_AE"/>
         </w:rPr>
         <w:t>). ف</w:t>
       </w:r>
       <w:r>
         <w:rPr>
+          <w:rtl/>
+          <w:cs/>
           <w:lang w:val="ar_AE" w:bidi="ar_AE"/>
         </w:rPr>
         <w:t>ليس بِوِسْع المؤمنين القيامُ بما هو دون ذلك، لأنهم مَدِينون لله بكلِّ شيءٍ</w:t>
       </w:r>
       <w:r>
         <w:rPr>
+          <w:rtl/>
+          <w:cs/>
           <w:lang w:val="ar_AE" w:bidi="ar_AE"/>
         </w:rPr>
         <w:t>.</w:t>
@@ -1547,30 +1937,40 @@
       </w:pPr>
       <w:r>
         <w:rPr>
+          <w:rtl/>
+          <w:cs/>
           <w:lang w:val="ar_AE" w:bidi="ar_AE"/>
         </w:rPr>
       </w:r>
       <w:r>
         <w:rPr>
           <w:b/>
+          <w:rtl/>
+          <w:cs/>
           <w:lang w:val="ar_AE" w:bidi="ar_AE"/>
         </w:rPr>
         <w:t>حالُ البشريةِ تحتَ الدينونةِ:</w:t>
       </w:r>
       <w:r>
         <w:rPr>
+          <w:rtl/>
+          <w:cs/>
           <w:lang w:val="ar_AE" w:bidi="ar_AE"/>
         </w:rPr>
         <w:t xml:space="preserve"> يَتَقَوَّى </w:t>
       </w:r>
       <w:r>
         <w:rPr>
+          <w:rtl/>
+          <w:cs/>
           <w:lang w:val="ar_AE" w:bidi="ar_AE"/>
         </w:rPr>
         <w:t>الوعي بالنعمة التي تسودُ الفصول الثلاثة الأولى من الرِّسَالَة متى قورِنَتْ هذه النِّعْمَة بتشديد الرَّسُول بُولُس على الخطيَّة ودينونة الله لها. ما يَنْطَبِقُ على قرائِهِ ينطبقُ على الجميع، حيث يقفُ الجميع تحت دينونة الله (انْظُرْ</w:t>
       </w:r>
       <w:r>
         <w:rPr>
+          <w:rtl/>
+          <w:cs/>
           <w:lang w:val="ar_AE" w:bidi="ar_AE"/>
         </w:rPr>
         <w:t xml:space="preserve"> </w:t>
@@ -1578,6 +1978,8 @@
       <w:hyperlink r:id="rId41">
         <w:r>
           <w:rPr>
+            <w:rtl/>
+            <w:cs/>
             <w:lang w:val="ar_AE" w:bidi="ar_AE"/>
           </w:rPr>
           <w:rPr>
@@ -1589,6 +1991,8 @@
       </w:hyperlink>
       <w:r>
         <w:rPr>
+          <w:rtl/>
+          <w:cs/>
           <w:lang w:val="ar_AE" w:bidi="ar_AE"/>
         </w:rPr>
         <w:t xml:space="preserve">، </w:t>
@@ -1596,6 +2000,8 @@
       <w:hyperlink r:id="rId42">
         <w:r>
           <w:rPr>
+            <w:rtl/>
+            <w:cs/>
             <w:lang w:val="ar_AE" w:bidi="ar_AE"/>
           </w:rPr>
           <w:rPr>
@@ -1607,18 +2013,24 @@
       </w:hyperlink>
       <w:r>
         <w:rPr>
+          <w:rtl/>
+          <w:cs/>
           <w:lang w:val="ar_AE" w:bidi="ar_AE"/>
         </w:rPr>
         <w:t xml:space="preserve">). </w:t>
       </w:r>
       <w:r>
         <w:rPr>
+          <w:rtl/>
+          <w:cs/>
           <w:lang w:val="ar_AE" w:bidi="ar_AE"/>
         </w:rPr>
         <w:t>كلُّ إنسانٍ يقِفُ مذنِبًا وَمُدانًا أمام دينونة الله الأبدية، الذي يبغِضُ الخطيَّةَ. يبدو هذا المفهومُ قاسِيًا بشكلٍ مُزعِجٍ بالنسبَةِ لِطُرِقِ التفكير الحديثة؛ لكن وراء هذا المفهوم توجد رؤيةٌ عن الخطيَّة البشرية وقداسة الله المطلَقَةِ أقوى بكثير مما اعتاد عليه معظَمُ الغربيين اليوم. بعيدًا عن المسيح، نجدُ أن البشر منساقين بالخطيَّةِ وخاضعين للشيطان. من هنا، تصبح الكرازة بالإنجيل أي بالخبر السار أمرًا مُلِحًا (انْظُرْ</w:t>
       </w:r>
       <w:r>
         <w:rPr>
+          <w:rtl/>
+          <w:cs/>
           <w:lang w:val="ar_AE" w:bidi="ar_AE"/>
         </w:rPr>
         <w:t xml:space="preserve"> </w:t>
@@ -1626,6 +2038,8 @@
       <w:hyperlink r:id="rId43">
         <w:r>
           <w:rPr>
+            <w:rtl/>
+            <w:cs/>
             <w:lang w:val="ar_AE" w:bidi="ar_AE"/>
           </w:rPr>
           <w:rPr>
@@ -1637,6 +2051,8 @@
       </w:hyperlink>
       <w:r>
         <w:rPr>
+          <w:rtl/>
+          <w:cs/>
           <w:lang w:val="ar_AE" w:bidi="ar_AE"/>
         </w:rPr>
         <w:t xml:space="preserve">؛ قارن </w:t>
@@ -1644,6 +2060,8 @@
       <w:hyperlink r:id="rId44">
         <w:r>
           <w:rPr>
+            <w:rtl/>
+            <w:cs/>
             <w:lang w:val="ar_AE" w:bidi="ar_AE"/>
           </w:rPr>
           <w:rPr>
@@ -1655,6 +2073,8 @@
       </w:hyperlink>
       <w:r>
         <w:rPr>
+          <w:rtl/>
+          <w:cs/>
           <w:lang w:val="ar_AE" w:bidi="ar_AE"/>
         </w:rPr>
         <w:t xml:space="preserve">؛ </w:t>
@@ -1662,6 +2082,8 @@
       <w:hyperlink r:id="rId45">
         <w:r>
           <w:rPr>
+            <w:rtl/>
+            <w:cs/>
             <w:lang w:val="ar_AE" w:bidi="ar_AE"/>
           </w:rPr>
           <w:rPr>
@@ -1673,6 +2095,8 @@
       </w:hyperlink>
       <w:r>
         <w:rPr>
+          <w:rtl/>
+          <w:cs/>
           <w:lang w:val="ar_AE" w:bidi="ar_AE"/>
         </w:rPr>
         <w:t>).</w:t>
@@ -1684,24 +2108,32 @@
       </w:pPr>
       <w:r>
         <w:rPr>
+          <w:rtl/>
+          <w:cs/>
           <w:lang w:val="ar_AE" w:bidi="ar_AE"/>
         </w:rPr>
       </w:r>
       <w:r>
         <w:rPr>
           <w:b/>
+          <w:rtl/>
+          <w:cs/>
           <w:lang w:val="ar_AE" w:bidi="ar_AE"/>
         </w:rPr>
         <w:t>وحدة الكنيسة:</w:t>
       </w:r>
       <w:r>
         <w:rPr>
+          <w:rtl/>
+          <w:cs/>
           <w:lang w:val="ar_AE" w:bidi="ar_AE"/>
         </w:rPr>
         <w:t xml:space="preserve"> </w:t>
       </w:r>
       <w:r>
         <w:rPr>
+          <w:rtl/>
+          <w:cs/>
           <w:lang w:val="ar_AE" w:bidi="ar_AE"/>
         </w:rPr>
         <w:t xml:space="preserve">انطوتْ خُطَّةُ الله المذهلة على ضَمِّ الأمم في عائلته (انْظُرْ </w:t>
@@ -1709,6 +2141,8 @@
       <w:hyperlink r:id="rId46">
         <w:r>
           <w:rPr>
+            <w:rtl/>
+            <w:cs/>
             <w:lang w:val="ar_AE" w:bidi="ar_AE"/>
           </w:rPr>
           <w:rPr>
@@ -1720,18 +2154,24 @@
       </w:hyperlink>
       <w:r>
         <w:rPr>
+          <w:rtl/>
+          <w:cs/>
           <w:lang w:val="ar_AE" w:bidi="ar_AE"/>
         </w:rPr>
         <w:t xml:space="preserve">). </w:t>
       </w:r>
       <w:r>
         <w:rPr>
+          <w:rtl/>
+          <w:cs/>
           <w:lang w:val="ar_AE" w:bidi="ar_AE"/>
         </w:rPr>
         <w:t>الاختلافاتُ العِرْقِيَّةُ لا تعني شيئًا بالنسبة إلى الله، ولا يجب أن تعني شيئًا بالنسبَةِ إلى شَعْبِهِ (</w:t>
       </w:r>
       <w:r>
         <w:rPr>
+          <w:rtl/>
+          <w:cs/>
           <w:lang w:val="ar_AE" w:bidi="ar_AE"/>
         </w:rPr>
         <w:t xml:space="preserve">انْظُرْ </w:t>
@@ -1739,6 +2179,8 @@
       <w:hyperlink r:id="rId47">
         <w:r>
           <w:rPr>
+            <w:rtl/>
+            <w:cs/>
             <w:lang w:val="ar_AE" w:bidi="ar_AE"/>
           </w:rPr>
           <w:rPr>
@@ -1750,18 +2192,24 @@
       </w:hyperlink>
       <w:r>
         <w:rPr>
+          <w:rtl/>
+          <w:cs/>
           <w:lang w:val="ar_AE" w:bidi="ar_AE"/>
         </w:rPr>
         <w:t>). و</w:t>
       </w:r>
       <w:r>
         <w:rPr>
+          <w:rtl/>
+          <w:cs/>
           <w:lang w:val="ar_AE" w:bidi="ar_AE"/>
         </w:rPr>
         <w:t>لأن الله قد جَمَعَ النَّاسَ من كلِّ الخلفياتِ العِرْقِيَّةِ معًا في كنيسته (انْظُرْ</w:t>
       </w:r>
       <w:r>
         <w:rPr>
+          <w:rtl/>
+          <w:cs/>
           <w:lang w:val="ar_AE" w:bidi="ar_AE"/>
         </w:rPr>
         <w:t xml:space="preserve"> </w:t>
@@ -1769,6 +2217,8 @@
       <w:hyperlink r:id="rId48">
         <w:r>
           <w:rPr>
+            <w:rtl/>
+            <w:cs/>
             <w:lang w:val="ar_AE" w:bidi="ar_AE"/>
           </w:rPr>
           <w:rPr>
@@ -1780,6 +2230,8 @@
       </w:hyperlink>
       <w:r>
         <w:rPr>
+          <w:rtl/>
+          <w:cs/>
           <w:lang w:val="ar_AE" w:bidi="ar_AE"/>
         </w:rPr>
         <w:t xml:space="preserve">؛ </w:t>
@@ -1787,6 +2239,8 @@
       <w:hyperlink r:id="rId49">
         <w:r>
           <w:rPr>
+            <w:rtl/>
+            <w:cs/>
             <w:lang w:val="ar_AE" w:bidi="ar_AE"/>
           </w:rPr>
           <w:rPr>
@@ -1798,18 +2252,24 @@
       </w:hyperlink>
       <w:r>
         <w:rPr>
+          <w:rtl/>
+          <w:cs/>
           <w:lang w:val="ar_AE" w:bidi="ar_AE"/>
         </w:rPr>
         <w:t xml:space="preserve">)، </w:t>
       </w:r>
       <w:r>
         <w:rPr>
+          <w:rtl/>
+          <w:cs/>
           <w:lang w:val="ar_AE" w:bidi="ar_AE"/>
         </w:rPr>
         <w:t>ينبغي على المؤمنين أيضًا أن يرحِّبُوا بحرارةٍ ببعضهم البعض بكلِّ تواضُعٍ، ونِعْمَةٍ، ومَحَبَّةٍ، دون أي اعتبارٍ للفوارقِ العِرْقِيَّةِ (انْظُرْ</w:t>
       </w:r>
       <w:r>
         <w:rPr>
+          <w:rtl/>
+          <w:cs/>
           <w:lang w:val="ar_AE" w:bidi="ar_AE"/>
         </w:rPr>
         <w:t xml:space="preserve"> </w:t>
@@ -1817,6 +2277,8 @@
       <w:hyperlink r:id="rId50">
         <w:r>
           <w:rPr>
+            <w:rtl/>
+            <w:cs/>
             <w:lang w:val="ar_AE" w:bidi="ar_AE"/>
           </w:rPr>
           <w:rPr>
@@ -1828,6 +2290,8 @@
       </w:hyperlink>
       <w:r>
         <w:rPr>
+          <w:rtl/>
+          <w:cs/>
           <w:lang w:val="ar_AE" w:bidi="ar_AE"/>
         </w:rPr>
         <w:t xml:space="preserve">؛ </w:t>
@@ -1835,6 +2299,8 @@
       <w:hyperlink r:id="rId51">
         <w:r>
           <w:rPr>
+            <w:rtl/>
+            <w:cs/>
             <w:lang w:val="ar_AE" w:bidi="ar_AE"/>
           </w:rPr>
           <w:rPr>
@@ -1846,18 +2312,24 @@
       </w:hyperlink>
       <w:r>
         <w:rPr>
+          <w:rtl/>
+          <w:cs/>
           <w:lang w:val="ar_AE" w:bidi="ar_AE"/>
         </w:rPr>
         <w:t xml:space="preserve">). </w:t>
       </w:r>
       <w:r>
         <w:rPr>
+          <w:rtl/>
+          <w:cs/>
           <w:lang w:val="ar_AE" w:bidi="ar_AE"/>
         </w:rPr>
         <w:t>في الكنيسَةِ، تَتَحَدَّدُ هُويَّةُ المَرْءِ فقط بإيمانِهِ بالمسيحِ</w:t>
       </w:r>
       <w:r>
         <w:rPr>
+          <w:rtl/>
+          <w:cs/>
           <w:lang w:val="ar_AE" w:bidi="ar_AE"/>
         </w:rPr>
         <w:t>.</w:t>
@@ -1869,18 +2341,24 @@
       </w:pPr>
       <w:r>
         <w:rPr>
+          <w:rtl/>
+          <w:cs/>
           <w:lang w:val="ar_AE" w:bidi="ar_AE"/>
         </w:rPr>
       </w:r>
       <w:r>
         <w:rPr>
           <w:b/>
+          <w:rtl/>
+          <w:cs/>
           <w:lang w:val="ar_AE" w:bidi="ar_AE"/>
         </w:rPr>
         <w:t>الحياة اقتداءً بالمسيح:</w:t>
       </w:r>
       <w:r>
         <w:rPr>
+          <w:rtl/>
+          <w:cs/>
           <w:lang w:val="ar_AE" w:bidi="ar_AE"/>
         </w:rPr>
         <w:t xml:space="preserve"> في </w:t>
@@ -1888,6 +2366,8 @@
       <w:hyperlink r:id="rId20">
         <w:r>
           <w:rPr>
+            <w:rtl/>
+            <w:cs/>
             <w:lang w:val="ar_AE" w:bidi="ar_AE"/>
           </w:rPr>
           <w:rPr>
@@ -1899,18 +2379,24 @@
       </w:hyperlink>
       <w:r>
         <w:rPr>
+          <w:rtl/>
+          <w:cs/>
           <w:lang w:val="ar_AE" w:bidi="ar_AE"/>
         </w:rPr>
         <w:t xml:space="preserve">، </w:t>
       </w:r>
       <w:r>
         <w:rPr>
+          <w:rtl/>
+          <w:cs/>
           <w:lang w:val="ar_AE" w:bidi="ar_AE"/>
         </w:rPr>
         <w:t>يُقَدِّمُ لنا الرَّسُول بُولُس صورةً رائعةً عن الحياةِ المسيحيَّةِ كما ينبغي أن تُعَاش. يَتَعَيَّنُ على المؤمنين أن يبتعدوا عن ظُلْمَةِ حياتِهِم السَّابقةِ، أن يكونوا ممتلئين بالرُّوح القُدُس، أن يعيشوا كأبناءِ نورٍ، ساعين فقط وراء كل ما هو "صَالِحٌ، وبارٌّ، وَحَقٌّ</w:t>
       </w:r>
       <w:r>
         <w:rPr>
+          <w:rtl/>
+          <w:cs/>
           <w:lang w:val="ar_AE" w:bidi="ar_AE"/>
         </w:rPr>
         <w:t xml:space="preserve">" (انْظُرْ </w:t>
@@ -1918,6 +2404,8 @@
       <w:hyperlink r:id="rId52">
         <w:r>
           <w:rPr>
+            <w:rtl/>
+            <w:cs/>
             <w:lang w:val="ar_AE" w:bidi="ar_AE"/>
           </w:rPr>
           <w:rPr>
@@ -1929,18 +2417,24 @@
       </w:hyperlink>
       <w:r>
         <w:rPr>
+          <w:rtl/>
+          <w:cs/>
           <w:lang w:val="ar_AE" w:bidi="ar_AE"/>
         </w:rPr>
         <w:t xml:space="preserve">). </w:t>
       </w:r>
       <w:r>
         <w:rPr>
+          <w:rtl/>
+          <w:cs/>
           <w:lang w:val="ar_AE" w:bidi="ar_AE"/>
         </w:rPr>
         <w:t>ينبغي أن يُظْهِرُوا في حياتهم لطفًا، ونزاهةً، واحترامًا، وعَطْفًا، ومحبَّةً للآخرين. ومن جِهَةِ ارتباطِهِم بالله، يجب أن تكون حياتهم مليئة بالطهارَةِ، والتسبيحِ، والشُّكْرِ (انْظُرْ</w:t>
       </w:r>
       <w:r>
         <w:rPr>
+          <w:rtl/>
+          <w:cs/>
           <w:lang w:val="ar_AE" w:bidi="ar_AE"/>
         </w:rPr>
         <w:t xml:space="preserve"> </w:t>
@@ -1948,6 +2442,8 @@
       <w:hyperlink r:id="rId29">
         <w:r>
           <w:rPr>
+            <w:rtl/>
+            <w:cs/>
             <w:lang w:val="ar_AE" w:bidi="ar_AE"/>
           </w:rPr>
           <w:rPr>
@@ -1959,18 +2455,24 @@
       </w:hyperlink>
       <w:r>
         <w:rPr>
+          <w:rtl/>
+          <w:cs/>
           <w:lang w:val="ar_AE" w:bidi="ar_AE"/>
         </w:rPr>
         <w:t xml:space="preserve">). </w:t>
       </w:r>
       <w:r>
         <w:rPr>
+          <w:rtl/>
+          <w:cs/>
           <w:lang w:val="ar_AE" w:bidi="ar_AE"/>
         </w:rPr>
         <w:t>ينبغي على المؤمنين الاقتداءُ بالمسيحِ، أن يُظْهِرُوه في كلِّ ما يفعلونه أو يقولونه</w:t>
       </w:r>
       <w:r>
         <w:rPr>
+          <w:rtl/>
+          <w:cs/>
           <w:lang w:val="ar_AE" w:bidi="ar_AE"/>
         </w:rPr>
         <w:t xml:space="preserve"> (انْظُرْ </w:t>
@@ -1978,6 +2480,8 @@
       <w:hyperlink r:id="rId53">
         <w:r>
           <w:rPr>
+            <w:rtl/>
+            <w:cs/>
             <w:lang w:val="ar_AE" w:bidi="ar_AE"/>
           </w:rPr>
           <w:rPr>
@@ -1989,6 +2493,8 @@
       </w:hyperlink>
       <w:r>
         <w:rPr>
+          <w:rtl/>
+          <w:cs/>
           <w:lang w:val="ar_AE" w:bidi="ar_AE"/>
         </w:rPr>
         <w:t xml:space="preserve">، </w:t>
@@ -1996,6 +2502,8 @@
       <w:hyperlink r:id="rId54">
         <w:r>
           <w:rPr>
+            <w:rtl/>
+            <w:cs/>
             <w:lang w:val="ar_AE" w:bidi="ar_AE"/>
           </w:rPr>
           <w:rPr>
@@ -2007,6 +2515,8 @@
       </w:hyperlink>
       <w:r>
         <w:rPr>
+          <w:rtl/>
+          <w:cs/>
           <w:lang w:val="ar_AE" w:bidi="ar_AE"/>
         </w:rPr>
         <w:t xml:space="preserve">؛ </w:t>
@@ -2014,6 +2524,8 @@
       <w:hyperlink r:id="rId55">
         <w:r>
           <w:rPr>
+            <w:rtl/>
+            <w:cs/>
             <w:lang w:val="ar_AE" w:bidi="ar_AE"/>
           </w:rPr>
           <w:rPr>
@@ -2025,6 +2537,8 @@
       </w:hyperlink>
       <w:r>
         <w:rPr>
+          <w:rtl/>
+          <w:cs/>
           <w:lang w:val="ar_AE" w:bidi="ar_AE"/>
         </w:rPr>
         <w:t xml:space="preserve">). لقد خُلِقُوا من جديدٍ في المسيحِ، لِيَتَمَثَّلُوا بالله (انْظُرْ </w:t>
@@ -2032,6 +2546,8 @@
       <w:hyperlink r:id="rId56">
         <w:r>
           <w:rPr>
+            <w:rtl/>
+            <w:cs/>
             <w:lang w:val="ar_AE" w:bidi="ar_AE"/>
           </w:rPr>
           <w:rPr>
@@ -2043,6 +2559,8 @@
       </w:hyperlink>
       <w:r>
         <w:rPr>
+          <w:rtl/>
+          <w:cs/>
           <w:lang w:val="ar_AE" w:bidi="ar_AE"/>
         </w:rPr>
         <w:t xml:space="preserve">؛ </w:t>
@@ -2050,6 +2568,8 @@
       <w:hyperlink r:id="rId57">
         <w:r>
           <w:rPr>
+            <w:rtl/>
+            <w:cs/>
             <w:lang w:val="ar_AE" w:bidi="ar_AE"/>
           </w:rPr>
           <w:rPr>
@@ -2061,6 +2581,8 @@
       </w:hyperlink>
       <w:r>
         <w:rPr>
+          <w:rtl/>
+          <w:cs/>
           <w:lang w:val="ar_AE" w:bidi="ar_AE"/>
         </w:rPr>
         <w:t>).</w:t>
@@ -2072,18 +2594,24 @@
       </w:pPr>
       <w:r>
         <w:rPr>
+          <w:rtl/>
+          <w:cs/>
           <w:lang w:val="ar_AE" w:bidi="ar_AE"/>
         </w:rPr>
       </w:r>
       <w:r>
         <w:rPr>
           <w:b/>
+          <w:rtl/>
+          <w:cs/>
           <w:lang w:val="ar_AE" w:bidi="ar_AE"/>
         </w:rPr>
         <w:t>الاحترام والمحبة في البيت:</w:t>
       </w:r>
       <w:r>
         <w:rPr>
+          <w:rtl/>
+          <w:cs/>
           <w:lang w:val="ar_AE" w:bidi="ar_AE"/>
         </w:rPr>
         <w:t xml:space="preserve"> فِي </w:t>
@@ -2091,6 +2619,8 @@
       <w:hyperlink r:id="rId30">
         <w:r>
           <w:rPr>
+            <w:rtl/>
+            <w:cs/>
             <w:lang w:val="ar_AE" w:bidi="ar_AE"/>
           </w:rPr>
           <w:rPr>
@@ -2102,42 +2632,56 @@
       </w:hyperlink>
       <w:r>
         <w:rPr>
+          <w:rtl/>
+          <w:cs/>
           <w:lang w:val="ar_AE" w:bidi="ar_AE"/>
         </w:rPr>
         <w:t xml:space="preserve">، </w:t>
       </w:r>
       <w:r>
         <w:rPr>
+          <w:rtl/>
+          <w:cs/>
           <w:lang w:val="ar_AE" w:bidi="ar_AE"/>
         </w:rPr>
         <w:t xml:space="preserve">يُشَدِّدُ الرَّسُول بُولُس على أهميَّةِ إظهار </w:t>
       </w:r>
       <w:r>
         <w:rPr>
+          <w:rtl/>
+          <w:cs/>
           <w:lang w:val="ar_AE" w:bidi="ar_AE"/>
         </w:rPr>
         <w:t>المَرْءِ ا</w:t>
       </w:r>
       <w:r>
         <w:rPr>
+          <w:rtl/>
+          <w:cs/>
           <w:lang w:val="ar_AE" w:bidi="ar_AE"/>
         </w:rPr>
         <w:t>لاحترام والمحبَّة لكلِّ من يحيا معهم. يحترمُ الرَّسُول بُولُس العلاقاتِ المجتمعيةَ التقليديةَ و</w:t>
       </w:r>
       <w:r>
         <w:rPr>
+          <w:rtl/>
+          <w:cs/>
           <w:lang w:val="ar_AE" w:bidi="ar_AE"/>
         </w:rPr>
         <w:t xml:space="preserve">يَتَمَسَّكُ بها، </w:t>
       </w:r>
       <w:r>
         <w:rPr>
+          <w:rtl/>
+          <w:cs/>
           <w:lang w:val="ar_AE" w:bidi="ar_AE"/>
         </w:rPr>
         <w:t>(ومنها العلاقاتُ بين الأزواجِ والزوجاتِ، وبين الآباءِ والأبناءِ، وبين السَّادةِ والعبيدِ)، وفي التشديدِ على ذلك، يَتَعَيَّنُ على تَوَجُّهاتِ المؤمنين، في كلِّ العلاقاتِ، أن تكونَ بنفس توَجُّه المسيحِ</w:t>
       </w:r>
       <w:r>
         <w:rPr>
+          <w:rtl/>
+          <w:cs/>
           <w:lang w:val="ar_AE" w:bidi="ar_AE"/>
         </w:rPr>
         <w:t>.</w:t>
@@ -2149,18 +2693,24 @@
       </w:pPr>
       <w:r>
         <w:rPr>
+          <w:rtl/>
+          <w:cs/>
           <w:lang w:val="ar_AE" w:bidi="ar_AE"/>
         </w:rPr>
       </w:r>
       <w:r>
         <w:rPr>
           <w:b/>
+          <w:rtl/>
+          <w:cs/>
           <w:lang w:val="ar_AE" w:bidi="ar_AE"/>
         </w:rPr>
         <w:t>الحَرْبُ الرُّوحِيَّةُ:</w:t>
       </w:r>
       <w:r>
         <w:rPr>
+          <w:rtl/>
+          <w:cs/>
           <w:lang w:val="ar_AE" w:bidi="ar_AE"/>
         </w:rPr>
         <w:t xml:space="preserve"> يُقَدِّمُ لنا نصُّ </w:t>
@@ -2168,6 +2718,8 @@
       <w:hyperlink r:id="rId31">
         <w:r>
           <w:rPr>
+            <w:rtl/>
+            <w:cs/>
             <w:lang w:val="ar_AE" w:bidi="ar_AE"/>
           </w:rPr>
           <w:rPr>
@@ -2179,29 +2731,39 @@
       </w:hyperlink>
       <w:r>
         <w:rPr>
+          <w:rtl/>
+          <w:cs/>
           <w:lang w:val="ar_AE" w:bidi="ar_AE"/>
         </w:rPr>
         <w:t xml:space="preserve"> </w:t>
       </w:r>
       <w:r>
         <w:rPr>
+          <w:rtl/>
+          <w:cs/>
           <w:lang w:val="ar_AE" w:bidi="ar_AE"/>
         </w:rPr>
         <w:t>أكمَلَ وَصْفٍ في العَهْدِ الجَدِيدِ عن الطريقَةِ التي بها ينبغي على المؤمنين حمايةُ أنفسهم في حربِهِم ضد الشَّيْطَانِ. في هذه المعركةِ الرُّوحِيَّةِ، لا يمكِنُ للمؤمنين الاتكال على موارِدِهم الخَاصَّة، بل يَتَعَيَّنُ عليهم استخدام الأسلحة التي دبَّرَها الله لهم. بشكلٍ لافِتٍ، كلُّ الأسلحة الموصوفة - باستثناء السيف ذي النصل القصير - هي أسلحةٌ دفاعيَّةٌ. ما من صورةٍ هنا عن مسيحيين يهاجمون الشيطان. مع أن مقاومَةَ الشَّيْطَانِ يجب أن تُؤْخَذَ على محمَلِ الجِدِّ، إلا أن نظرة الرَّسُول بُولُس لحياة المسيحي لا تركِّزُ على الحَرْبِ الرُّوحِيَّةِ بمعنًى هجوميٍّ أو عدوانِيٍّ</w:t>
       </w:r>
       <w:r>
         <w:rPr>
+          <w:rtl/>
+          <w:cs/>
           <w:lang w:val="ar_AE" w:bidi="ar_AE"/>
         </w:rPr>
         <w:t>.</w:t>
       </w:r>
       <w:r>
         <w:rPr>
-          <w:lang w:val="ar_AE" w:bidi="ar_AE"/>
-        </w:rPr>
-      </w:r>
-      <w:r>
-        <w:rPr>
+          <w:rtl/>
+          <w:cs/>
+          <w:lang w:val="ar_AE" w:bidi="ar_AE"/>
+        </w:rPr>
+      </w:r>
+      <w:r>
+        <w:rPr>
+          <w:rtl/>
+          <w:cs/>
           <w:lang w:val="ar_AE" w:bidi="ar_AE"/>
         </w:rPr>
       </w:r>

--- a/arb/docx/49.content.docx
+++ b/arb/docx/49.content.docx
@@ -404,20 +404,14 @@
         </w:rPr>
         <w:t xml:space="preserve"> (</w:t>
       </w:r>
-      <w:hyperlink r:id="rId13">
-        <w:r>
-          <w:rPr>
-            <w:rtl/>
-            <w:cs/>
-            <w:lang w:val="ar_AE" w:bidi="ar_AE"/>
-          </w:rPr>
-          <w:rPr>
-            <w:color w:val="0000EE"/>
-            <w:u w:val="single"/>
-          </w:rPr>
-          <w:t>أَعْمَال الرُّسُل 18:19–21</w:t>
-        </w:r>
-      </w:hyperlink>
+      <w:r>
+        <w:rPr>
+          <w:rtl/>
+          <w:cs/>
+          <w:lang w:val="ar_AE" w:bidi="ar_AE"/>
+        </w:rPr>
+        <w:t>أَعْمَال الرُّسُل 18:19–21</w:t>
+      </w:r>
       <w:r>
         <w:rPr>
           <w:rtl/>
@@ -442,20 +436,14 @@
         </w:rPr>
         <w:t xml:space="preserve"> (</w:t>
       </w:r>
-      <w:hyperlink r:id="rId14">
-        <w:r>
-          <w:rPr>
-            <w:rtl/>
-            <w:cs/>
-            <w:lang w:val="ar_AE" w:bidi="ar_AE"/>
-          </w:rPr>
-          <w:rPr>
-            <w:color w:val="0000EE"/>
-            <w:u w:val="single"/>
-          </w:rPr>
-          <w:t>أَعْمَال الرُّسُل 19:1–20:1</w:t>
-        </w:r>
-      </w:hyperlink>
+      <w:r>
+        <w:rPr>
+          <w:rtl/>
+          <w:cs/>
+          <w:lang w:val="ar_AE" w:bidi="ar_AE"/>
+        </w:rPr>
+        <w:t>أَعْمَال الرُّسُل 19:1–20:1</w:t>
+      </w:r>
       <w:r>
         <w:rPr>
           <w:rtl/>
@@ -480,20 +468,14 @@
         </w:rPr>
         <w:t xml:space="preserve"> (</w:t>
       </w:r>
-      <w:hyperlink r:id="rId15">
-        <w:r>
-          <w:rPr>
-            <w:rtl/>
-            <w:cs/>
-            <w:lang w:val="ar_AE" w:bidi="ar_AE"/>
-          </w:rPr>
-          <w:rPr>
-            <w:color w:val="0000EE"/>
-            <w:u w:val="single"/>
-          </w:rPr>
-          <w:t>أَعْمَال الرُّسُل 19:21–41</w:t>
-        </w:r>
-      </w:hyperlink>
+      <w:r>
+        <w:rPr>
+          <w:rtl/>
+          <w:cs/>
+          <w:lang w:val="ar_AE" w:bidi="ar_AE"/>
+        </w:rPr>
+        <w:t>أَعْمَال الرُّسُل 19:21–41</w:t>
+      </w:r>
       <w:r>
         <w:rPr>
           <w:rtl/>
@@ -502,20 +484,14 @@
         </w:rPr>
         <w:t xml:space="preserve">؛ </w:t>
       </w:r>
-      <w:hyperlink r:id="rId16">
-        <w:r>
-          <w:rPr>
-            <w:rtl/>
-            <w:cs/>
-            <w:lang w:val="ar_AE" w:bidi="ar_AE"/>
-          </w:rPr>
-          <w:rPr>
-            <w:color w:val="0000EE"/>
-            <w:u w:val="single"/>
-          </w:rPr>
-          <w:t>1 كُورِنْثوس 15:32</w:t>
-        </w:r>
-      </w:hyperlink>
+      <w:r>
+        <w:rPr>
+          <w:rtl/>
+          <w:cs/>
+          <w:lang w:val="ar_AE" w:bidi="ar_AE"/>
+        </w:rPr>
+        <w:t>1 كُورِنْثوس 15:32</w:t>
+      </w:r>
       <w:r>
         <w:rPr>
           <w:rtl/>
@@ -524,20 +500,14 @@
         </w:rPr>
         <w:t xml:space="preserve">؛ </w:t>
       </w:r>
-      <w:hyperlink r:id="rId17">
-        <w:r>
-          <w:rPr>
-            <w:rtl/>
-            <w:cs/>
-            <w:lang w:val="ar_AE" w:bidi="ar_AE"/>
-          </w:rPr>
-          <w:rPr>
-            <w:color w:val="0000EE"/>
-            <w:u w:val="single"/>
-          </w:rPr>
-          <w:t>2 كُورِنْثوس 1:8–9</w:t>
-        </w:r>
-      </w:hyperlink>
+      <w:r>
+        <w:rPr>
+          <w:rtl/>
+          <w:cs/>
+          <w:lang w:val="ar_AE" w:bidi="ar_AE"/>
+        </w:rPr>
+        <w:t>2 كُورِنْثوس 1:8–9</w:t>
+      </w:r>
       <w:r>
         <w:rPr>
           <w:rtl/>
@@ -546,20 +516,14 @@
         </w:rPr>
         <w:t xml:space="preserve">؛ </w:t>
       </w:r>
-      <w:hyperlink r:id="rId18">
-        <w:r>
-          <w:rPr>
-            <w:rtl/>
-            <w:cs/>
-            <w:lang w:val="ar_AE" w:bidi="ar_AE"/>
-          </w:rPr>
-          <w:rPr>
-            <w:color w:val="0000EE"/>
-            <w:u w:val="single"/>
-          </w:rPr>
-          <w:t>11:23–27</w:t>
-        </w:r>
-      </w:hyperlink>
+      <w:r>
+        <w:rPr>
+          <w:rtl/>
+          <w:cs/>
+          <w:lang w:val="ar_AE" w:bidi="ar_AE"/>
+        </w:rPr>
+        <w:t>11:23–27</w:t>
+      </w:r>
       <w:r>
         <w:rPr>
           <w:rtl/>
@@ -683,20 +647,14 @@
         </w:rPr>
         <w:t xml:space="preserve"> (</w:t>
       </w:r>
-      <w:hyperlink r:id="rId19">
-        <w:r>
-          <w:rPr>
-            <w:rtl/>
-            <w:cs/>
-            <w:lang w:val="ar_AE" w:bidi="ar_AE"/>
-          </w:rPr>
-          <w:rPr>
-            <w:color w:val="0000EE"/>
-            <w:u w:val="single"/>
-          </w:rPr>
-          <w:t>أَفَسُس 1–3</w:t>
-        </w:r>
-      </w:hyperlink>
+      <w:r>
+        <w:rPr>
+          <w:rtl/>
+          <w:cs/>
+          <w:lang w:val="ar_AE" w:bidi="ar_AE"/>
+        </w:rPr>
+        <w:t>أَفَسُس 1–3</w:t>
+      </w:r>
       <w:r>
         <w:rPr>
           <w:rtl/>
@@ -721,20 +679,14 @@
         </w:rPr>
         <w:t xml:space="preserve"> (</w:t>
       </w:r>
-      <w:hyperlink r:id="rId20">
-        <w:r>
-          <w:rPr>
-            <w:rtl/>
-            <w:cs/>
-            <w:lang w:val="ar_AE" w:bidi="ar_AE"/>
-          </w:rPr>
-          <w:rPr>
-            <w:color w:val="0000EE"/>
-            <w:u w:val="single"/>
-          </w:rPr>
-          <w:t>أَفَسُس 4–6</w:t>
-        </w:r>
-      </w:hyperlink>
+      <w:r>
+        <w:rPr>
+          <w:rtl/>
+          <w:cs/>
+          <w:lang w:val="ar_AE" w:bidi="ar_AE"/>
+        </w:rPr>
+        <w:t>أَفَسُس 4–6</w:t>
+      </w:r>
       <w:r>
         <w:rPr>
           <w:rtl/>
@@ -771,20 +723,14 @@
         </w:rPr>
         <w:t xml:space="preserve"> (</w:t>
       </w:r>
-      <w:hyperlink r:id="rId21">
-        <w:r>
-          <w:rPr>
-            <w:rtl/>
-            <w:cs/>
-            <w:lang w:val="ar_AE" w:bidi="ar_AE"/>
-          </w:rPr>
-          <w:rPr>
-            <w:color w:val="0000EE"/>
-            <w:u w:val="single"/>
-          </w:rPr>
-          <w:t>1:1–2</w:t>
-        </w:r>
-      </w:hyperlink>
+      <w:r>
+        <w:rPr>
+          <w:rtl/>
+          <w:cs/>
+          <w:lang w:val="ar_AE" w:bidi="ar_AE"/>
+        </w:rPr>
+        <w:t>1:1–2</w:t>
+      </w:r>
       <w:r>
         <w:rPr>
           <w:rtl/>
@@ -809,20 +755,14 @@
         </w:rPr>
         <w:t xml:space="preserve"> (</w:t>
       </w:r>
-      <w:hyperlink r:id="rId22">
-        <w:r>
-          <w:rPr>
-            <w:rtl/>
-            <w:cs/>
-            <w:lang w:val="ar_AE" w:bidi="ar_AE"/>
-          </w:rPr>
-          <w:rPr>
-            <w:color w:val="0000EE"/>
-            <w:u w:val="single"/>
-          </w:rPr>
-          <w:t>1:3–14</w:t>
-        </w:r>
-      </w:hyperlink>
+      <w:r>
+        <w:rPr>
+          <w:rtl/>
+          <w:cs/>
+          <w:lang w:val="ar_AE" w:bidi="ar_AE"/>
+        </w:rPr>
+        <w:t>1:3–14</w:t>
+      </w:r>
       <w:r>
         <w:rPr>
           <w:rtl/>
@@ -847,20 +787,14 @@
         </w:rPr>
         <w:t xml:space="preserve"> (</w:t>
       </w:r>
-      <w:hyperlink r:id="rId23">
-        <w:r>
-          <w:rPr>
-            <w:rtl/>
-            <w:cs/>
-            <w:lang w:val="ar_AE" w:bidi="ar_AE"/>
-          </w:rPr>
-          <w:rPr>
-            <w:color w:val="0000EE"/>
-            <w:u w:val="single"/>
-          </w:rPr>
-          <w:t>1:15–23</w:t>
-        </w:r>
-      </w:hyperlink>
+      <w:r>
+        <w:rPr>
+          <w:rtl/>
+          <w:cs/>
+          <w:lang w:val="ar_AE" w:bidi="ar_AE"/>
+        </w:rPr>
+        <w:t>1:15–23</w:t>
+      </w:r>
       <w:r>
         <w:rPr>
           <w:rtl/>
@@ -885,20 +819,14 @@
         </w:rPr>
         <w:t>(</w:t>
       </w:r>
-      <w:hyperlink r:id="rId24">
-        <w:r>
-          <w:rPr>
-            <w:rtl/>
-            <w:cs/>
-            <w:lang w:val="ar_AE" w:bidi="ar_AE"/>
-          </w:rPr>
-          <w:rPr>
-            <w:color w:val="0000EE"/>
-            <w:u w:val="single"/>
-          </w:rPr>
-          <w:t>2:1–10</w:t>
-        </w:r>
-      </w:hyperlink>
+      <w:r>
+        <w:rPr>
+          <w:rtl/>
+          <w:cs/>
+          <w:lang w:val="ar_AE" w:bidi="ar_AE"/>
+        </w:rPr>
+        <w:t>2:1–10</w:t>
+      </w:r>
       <w:r>
         <w:rPr>
           <w:rtl/>
@@ -923,20 +851,14 @@
         </w:rPr>
         <w:t xml:space="preserve"> (</w:t>
       </w:r>
-      <w:hyperlink r:id="rId25">
-        <w:r>
-          <w:rPr>
-            <w:rtl/>
-            <w:cs/>
-            <w:lang w:val="ar_AE" w:bidi="ar_AE"/>
-          </w:rPr>
-          <w:rPr>
-            <w:color w:val="0000EE"/>
-            <w:u w:val="single"/>
-          </w:rPr>
-          <w:t>2:11–22</w:t>
-        </w:r>
-      </w:hyperlink>
+      <w:r>
+        <w:rPr>
+          <w:rtl/>
+          <w:cs/>
+          <w:lang w:val="ar_AE" w:bidi="ar_AE"/>
+        </w:rPr>
+        <w:t>2:11–22</w:t>
+      </w:r>
       <w:r>
         <w:rPr>
           <w:rtl/>
@@ -989,20 +911,14 @@
         </w:rPr>
         <w:t xml:space="preserve"> (</w:t>
       </w:r>
-      <w:hyperlink r:id="rId26">
-        <w:r>
-          <w:rPr>
-            <w:rtl/>
-            <w:cs/>
-            <w:lang w:val="ar_AE" w:bidi="ar_AE"/>
-          </w:rPr>
-          <w:rPr>
-            <w:color w:val="0000EE"/>
-            <w:u w:val="single"/>
-          </w:rPr>
-          <w:t>3:1–13</w:t>
-        </w:r>
-      </w:hyperlink>
+      <w:r>
+        <w:rPr>
+          <w:rtl/>
+          <w:cs/>
+          <w:lang w:val="ar_AE" w:bidi="ar_AE"/>
+        </w:rPr>
+        <w:t>3:1–13</w:t>
+      </w:r>
       <w:r>
         <w:rPr>
           <w:rtl/>
@@ -1027,20 +943,14 @@
         </w:rPr>
         <w:t xml:space="preserve"> (</w:t>
       </w:r>
-      <w:hyperlink r:id="rId27">
-        <w:r>
-          <w:rPr>
-            <w:rtl/>
-            <w:cs/>
-            <w:lang w:val="ar_AE" w:bidi="ar_AE"/>
-          </w:rPr>
-          <w:rPr>
-            <w:color w:val="0000EE"/>
-            <w:u w:val="single"/>
-          </w:rPr>
-          <w:t>3:14–21</w:t>
-        </w:r>
-      </w:hyperlink>
+      <w:r>
+        <w:rPr>
+          <w:rtl/>
+          <w:cs/>
+          <w:lang w:val="ar_AE" w:bidi="ar_AE"/>
+        </w:rPr>
+        <w:t>3:14–21</w:t>
+      </w:r>
       <w:r>
         <w:rPr>
           <w:rtl/>
@@ -1077,20 +987,14 @@
         </w:rPr>
         <w:t xml:space="preserve"> (</w:t>
       </w:r>
-      <w:hyperlink r:id="rId28">
-        <w:r>
-          <w:rPr>
-            <w:rtl/>
-            <w:cs/>
-            <w:lang w:val="ar_AE" w:bidi="ar_AE"/>
-          </w:rPr>
-          <w:rPr>
-            <w:color w:val="0000EE"/>
-            <w:u w:val="single"/>
-          </w:rPr>
-          <w:t>4:1–16</w:t>
-        </w:r>
-      </w:hyperlink>
+      <w:r>
+        <w:rPr>
+          <w:rtl/>
+          <w:cs/>
+          <w:lang w:val="ar_AE" w:bidi="ar_AE"/>
+        </w:rPr>
+        <w:t>4:1–16</w:t>
+      </w:r>
       <w:r>
         <w:rPr>
           <w:rtl/>
@@ -1115,20 +1019,14 @@
         </w:rPr>
         <w:t xml:space="preserve"> (</w:t>
       </w:r>
-      <w:hyperlink r:id="rId29">
-        <w:r>
-          <w:rPr>
-            <w:rtl/>
-            <w:cs/>
-            <w:lang w:val="ar_AE" w:bidi="ar_AE"/>
-          </w:rPr>
-          <w:rPr>
-            <w:color w:val="0000EE"/>
-            <w:u w:val="single"/>
-          </w:rPr>
-          <w:t>4:17–5:20</w:t>
-        </w:r>
-      </w:hyperlink>
+      <w:r>
+        <w:rPr>
+          <w:rtl/>
+          <w:cs/>
+          <w:lang w:val="ar_AE" w:bidi="ar_AE"/>
+        </w:rPr>
+        <w:t>4:17–5:20</w:t>
+      </w:r>
       <w:r>
         <w:rPr>
           <w:rtl/>
@@ -1181,20 +1079,14 @@
         </w:rPr>
         <w:t xml:space="preserve"> (</w:t>
       </w:r>
-      <w:hyperlink r:id="rId30">
-        <w:r>
-          <w:rPr>
-            <w:rtl/>
-            <w:cs/>
-            <w:lang w:val="ar_AE" w:bidi="ar_AE"/>
-          </w:rPr>
-          <w:rPr>
-            <w:color w:val="0000EE"/>
-            <w:u w:val="single"/>
-          </w:rPr>
-          <w:t>5:21–6:9</w:t>
-        </w:r>
-      </w:hyperlink>
+      <w:r>
+        <w:rPr>
+          <w:rtl/>
+          <w:cs/>
+          <w:lang w:val="ar_AE" w:bidi="ar_AE"/>
+        </w:rPr>
+        <w:t>5:21–6:9</w:t>
+      </w:r>
       <w:r>
         <w:rPr>
           <w:rtl/>
@@ -1219,20 +1111,14 @@
         </w:rPr>
         <w:t xml:space="preserve"> (</w:t>
       </w:r>
-      <w:hyperlink r:id="rId31">
-        <w:r>
-          <w:rPr>
-            <w:rtl/>
-            <w:cs/>
-            <w:lang w:val="ar_AE" w:bidi="ar_AE"/>
-          </w:rPr>
-          <w:rPr>
-            <w:color w:val="0000EE"/>
-            <w:u w:val="single"/>
-          </w:rPr>
-          <w:t>6:10–20</w:t>
-        </w:r>
-      </w:hyperlink>
+      <w:r>
+        <w:rPr>
+          <w:rtl/>
+          <w:cs/>
+          <w:lang w:val="ar_AE" w:bidi="ar_AE"/>
+        </w:rPr>
+        <w:t>6:10–20</w:t>
+      </w:r>
       <w:r>
         <w:rPr>
           <w:rtl/>
@@ -1257,20 +1143,14 @@
         </w:rPr>
         <w:t xml:space="preserve"> (</w:t>
       </w:r>
-      <w:hyperlink r:id="rId32">
-        <w:r>
-          <w:rPr>
-            <w:rtl/>
-            <w:cs/>
-            <w:lang w:val="ar_AE" w:bidi="ar_AE"/>
-          </w:rPr>
-          <w:rPr>
-            <w:color w:val="0000EE"/>
-            <w:u w:val="single"/>
-          </w:rPr>
-          <w:t>6:21–24</w:t>
-        </w:r>
-      </w:hyperlink>
+      <w:r>
+        <w:rPr>
+          <w:rtl/>
+          <w:cs/>
+          <w:lang w:val="ar_AE" w:bidi="ar_AE"/>
+        </w:rPr>
+        <w:t>6:21–24</w:t>
+      </w:r>
       <w:r>
         <w:rPr>
           <w:rtl/>
@@ -1350,20 +1230,14 @@
         </w:rPr>
         <w:t xml:space="preserve">، فصول </w:t>
       </w:r>
-      <w:hyperlink r:id="rId19">
-        <w:r>
-          <w:rPr>
-            <w:rtl/>
-            <w:cs/>
-            <w:lang w:val="ar_AE" w:bidi="ar_AE"/>
-          </w:rPr>
-          <w:rPr>
-            <w:color w:val="0000EE"/>
-            <w:u w:val="single"/>
-          </w:rPr>
-          <w:t>أَفَسُس 1–3</w:t>
-        </w:r>
-      </w:hyperlink>
+      <w:r>
+        <w:rPr>
+          <w:rtl/>
+          <w:cs/>
+          <w:lang w:val="ar_AE" w:bidi="ar_AE"/>
+        </w:rPr>
+        <w:t>أَفَسُس 1–3</w:t>
+      </w:r>
       <w:r>
         <w:rPr>
           <w:rtl/>
@@ -1372,20 +1246,14 @@
         </w:rPr>
         <w:t xml:space="preserve"> تَضُمُّ أقسامًا كبيرةً من البركةِ، والتسبيح، والصلاة)؛ (3) التَّطَوُّرات في تفكيرِ الرَّسُول؛ (4) استخدام الرَّسُول لِكَتَبَةٍ مختلفين (انْظُرْ </w:t>
       </w:r>
-      <w:hyperlink r:id="rId33">
-        <w:r>
-          <w:rPr>
-            <w:rtl/>
-            <w:cs/>
-            <w:lang w:val="ar_AE" w:bidi="ar_AE"/>
-          </w:rPr>
-          <w:rPr>
-            <w:color w:val="0000EE"/>
-            <w:u w:val="single"/>
-          </w:rPr>
-          <w:t>رومية 16:22</w:t>
-        </w:r>
-      </w:hyperlink>
+      <w:r>
+        <w:rPr>
+          <w:rtl/>
+          <w:cs/>
+          <w:lang w:val="ar_AE" w:bidi="ar_AE"/>
+        </w:rPr>
+        <w:t>رومية 16:22</w:t>
+      </w:r>
       <w:r>
         <w:rPr>
           <w:rtl/>
@@ -1485,20 +1353,14 @@
         </w:rPr>
         <w:t>(</w:t>
       </w:r>
-      <w:hyperlink r:id="rId34">
-        <w:r>
-          <w:rPr>
-            <w:rtl/>
-            <w:cs/>
-            <w:lang w:val="ar_AE" w:bidi="ar_AE"/>
-          </w:rPr>
-          <w:rPr>
-            <w:color w:val="0000EE"/>
-            <w:u w:val="single"/>
-          </w:rPr>
-          <w:t>أفسس 1:1</w:t>
-        </w:r>
-      </w:hyperlink>
+      <w:r>
+        <w:rPr>
+          <w:rtl/>
+          <w:cs/>
+          <w:lang w:val="ar_AE" w:bidi="ar_AE"/>
+        </w:rPr>
+        <w:t>أفسس 1:1</w:t>
+      </w:r>
       <w:r>
         <w:rPr>
           <w:rtl/>
@@ -1523,20 +1385,14 @@
         </w:rPr>
         <w:t xml:space="preserve"> </w:t>
       </w:r>
-      <w:hyperlink r:id="rId35">
-        <w:r>
-          <w:rPr>
-            <w:rtl/>
-            <w:cs/>
-            <w:lang w:val="ar_AE" w:bidi="ar_AE"/>
-          </w:rPr>
-          <w:rPr>
-            <w:color w:val="0000EE"/>
-            <w:u w:val="single"/>
-          </w:rPr>
-          <w:t>أَعْمَال الرُّسُل 19:10</w:t>
-        </w:r>
-      </w:hyperlink>
+      <w:r>
+        <w:rPr>
+          <w:rtl/>
+          <w:cs/>
+          <w:lang w:val="ar_AE" w:bidi="ar_AE"/>
+        </w:rPr>
+        <w:t>أَعْمَال الرُّسُل 19:10</w:t>
+      </w:r>
       <w:r>
         <w:rPr>
           <w:rtl/>
@@ -1545,20 +1401,14 @@
         </w:rPr>
         <w:t xml:space="preserve">؛ </w:t>
       </w:r>
-      <w:hyperlink r:id="rId36">
-        <w:r>
-          <w:rPr>
-            <w:rtl/>
-            <w:cs/>
-            <w:lang w:val="ar_AE" w:bidi="ar_AE"/>
-          </w:rPr>
-          <w:rPr>
-            <w:color w:val="0000EE"/>
-            <w:u w:val="single"/>
-          </w:rPr>
-          <w:t>20:31</w:t>
-        </w:r>
-      </w:hyperlink>
+      <w:r>
+        <w:rPr>
+          <w:rtl/>
+          <w:cs/>
+          <w:lang w:val="ar_AE" w:bidi="ar_AE"/>
+        </w:rPr>
+        <w:t>20:31</w:t>
+      </w:r>
       <w:r>
         <w:rPr>
           <w:rtl/>
@@ -1674,20 +1524,14 @@
         </w:rPr>
         <w:t xml:space="preserve"> (</w:t>
       </w:r>
-      <w:hyperlink r:id="rId18">
-        <w:r>
-          <w:rPr>
-            <w:rtl/>
-            <w:cs/>
-            <w:lang w:val="ar_AE" w:bidi="ar_AE"/>
-          </w:rPr>
-          <w:rPr>
-            <w:color w:val="0000EE"/>
-            <w:u w:val="single"/>
-          </w:rPr>
-          <w:t>2 كُورِنْثُوس 11:23–27</w:t>
-        </w:r>
-      </w:hyperlink>
+      <w:r>
+        <w:rPr>
+          <w:rtl/>
+          <w:cs/>
+          <w:lang w:val="ar_AE" w:bidi="ar_AE"/>
+        </w:rPr>
+        <w:t>2 كُورِنْثُوس 11:23–27</w:t>
+      </w:r>
       <w:r>
         <w:rPr>
           <w:rtl/>
@@ -1772,20 +1616,14 @@
         </w:rPr>
         <w:t xml:space="preserve"> (</w:t>
       </w:r>
-      <w:hyperlink r:id="rId22">
-        <w:r>
-          <w:rPr>
-            <w:rtl/>
-            <w:cs/>
-            <w:lang w:val="ar_AE" w:bidi="ar_AE"/>
-          </w:rPr>
-          <w:rPr>
-            <w:color w:val="0000EE"/>
-            <w:u w:val="single"/>
-          </w:rPr>
-          <w:t>أَفَسُس 1:3–14</w:t>
-        </w:r>
-      </w:hyperlink>
+      <w:r>
+        <w:rPr>
+          <w:rtl/>
+          <w:cs/>
+          <w:lang w:val="ar_AE" w:bidi="ar_AE"/>
+        </w:rPr>
+        <w:t>أَفَسُس 1:3–14</w:t>
+      </w:r>
       <w:r>
         <w:rPr>
           <w:rtl/>
@@ -1810,20 +1648,14 @@
         </w:rPr>
         <w:t xml:space="preserve"> (</w:t>
       </w:r>
-      <w:hyperlink r:id="rId37">
-        <w:r>
-          <w:rPr>
-            <w:rtl/>
-            <w:cs/>
-            <w:lang w:val="ar_AE" w:bidi="ar_AE"/>
-          </w:rPr>
-          <w:rPr>
-            <w:color w:val="0000EE"/>
-            <w:u w:val="single"/>
-          </w:rPr>
-          <w:t>أَفَسُس 2:8–9</w:t>
-        </w:r>
-      </w:hyperlink>
+      <w:r>
+        <w:rPr>
+          <w:rtl/>
+          <w:cs/>
+          <w:lang w:val="ar_AE" w:bidi="ar_AE"/>
+        </w:rPr>
+        <w:t>أَفَسُس 2:8–9</w:t>
+      </w:r>
       <w:r>
         <w:rPr>
           <w:rtl/>
@@ -1848,20 +1680,14 @@
         </w:rPr>
         <w:t xml:space="preserve"> (</w:t>
       </w:r>
-      <w:hyperlink r:id="rId38">
-        <w:r>
-          <w:rPr>
-            <w:rtl/>
-            <w:cs/>
-            <w:lang w:val="ar_AE" w:bidi="ar_AE"/>
-          </w:rPr>
-          <w:rPr>
-            <w:color w:val="0000EE"/>
-            <w:u w:val="single"/>
-          </w:rPr>
-          <w:t>أَفَسُس 1:6</w:t>
-        </w:r>
-      </w:hyperlink>
+      <w:r>
+        <w:rPr>
+          <w:rtl/>
+          <w:cs/>
+          <w:lang w:val="ar_AE" w:bidi="ar_AE"/>
+        </w:rPr>
+        <w:t>أَفَسُس 1:6</w:t>
+      </w:r>
       <w:r>
         <w:rPr>
           <w:rtl/>
@@ -1870,20 +1696,14 @@
         </w:rPr>
         <w:t xml:space="preserve">، </w:t>
       </w:r>
-      <w:hyperlink r:id="rId39">
-        <w:r>
-          <w:rPr>
-            <w:rtl/>
-            <w:cs/>
-            <w:lang w:val="ar_AE" w:bidi="ar_AE"/>
-          </w:rPr>
-          <w:rPr>
-            <w:color w:val="0000EE"/>
-            <w:u w:val="single"/>
-          </w:rPr>
-          <w:t>12</w:t>
-        </w:r>
-      </w:hyperlink>
+      <w:r>
+        <w:rPr>
+          <w:rtl/>
+          <w:cs/>
+          <w:lang w:val="ar_AE" w:bidi="ar_AE"/>
+        </w:rPr>
+        <w:t>12</w:t>
+      </w:r>
       <w:r>
         <w:rPr>
           <w:rtl/>
@@ -1892,20 +1712,14 @@
         </w:rPr>
         <w:t xml:space="preserve">، </w:t>
       </w:r>
-      <w:hyperlink r:id="rId40">
-        <w:r>
-          <w:rPr>
-            <w:rtl/>
-            <w:cs/>
-            <w:lang w:val="ar_AE" w:bidi="ar_AE"/>
-          </w:rPr>
-          <w:rPr>
-            <w:color w:val="0000EE"/>
-            <w:u w:val="single"/>
-          </w:rPr>
-          <w:t>14</w:t>
-        </w:r>
-      </w:hyperlink>
+      <w:r>
+        <w:rPr>
+          <w:rtl/>
+          <w:cs/>
+          <w:lang w:val="ar_AE" w:bidi="ar_AE"/>
+        </w:rPr>
+        <w:t>14</w:t>
+      </w:r>
       <w:r>
         <w:rPr>
           <w:rtl/>
@@ -1975,20 +1789,14 @@
         </w:rPr>
         <w:t xml:space="preserve"> </w:t>
       </w:r>
-      <w:hyperlink r:id="rId41">
-        <w:r>
-          <w:rPr>
-            <w:rtl/>
-            <w:cs/>
-            <w:lang w:val="ar_AE" w:bidi="ar_AE"/>
-          </w:rPr>
-          <w:rPr>
-            <w:color w:val="0000EE"/>
-            <w:u w:val="single"/>
-          </w:rPr>
-          <w:t>أَفَسُس 2:1–3</w:t>
-        </w:r>
-      </w:hyperlink>
+      <w:r>
+        <w:rPr>
+          <w:rtl/>
+          <w:cs/>
+          <w:lang w:val="ar_AE" w:bidi="ar_AE"/>
+        </w:rPr>
+        <w:t>أَفَسُس 2:1–3</w:t>
+      </w:r>
       <w:r>
         <w:rPr>
           <w:rtl/>
@@ -1997,20 +1805,14 @@
         </w:rPr>
         <w:t xml:space="preserve">، </w:t>
       </w:r>
-      <w:hyperlink r:id="rId42">
-        <w:r>
-          <w:rPr>
-            <w:rtl/>
-            <w:cs/>
-            <w:lang w:val="ar_AE" w:bidi="ar_AE"/>
-          </w:rPr>
-          <w:rPr>
-            <w:color w:val="0000EE"/>
-            <w:u w:val="single"/>
-          </w:rPr>
-          <w:t>12</w:t>
-        </w:r>
-      </w:hyperlink>
+      <w:r>
+        <w:rPr>
+          <w:rtl/>
+          <w:cs/>
+          <w:lang w:val="ar_AE" w:bidi="ar_AE"/>
+        </w:rPr>
+        <w:t>12</w:t>
+      </w:r>
       <w:r>
         <w:rPr>
           <w:rtl/>
@@ -2035,20 +1837,14 @@
         </w:rPr>
         <w:t xml:space="preserve"> </w:t>
       </w:r>
-      <w:hyperlink r:id="rId43">
-        <w:r>
-          <w:rPr>
-            <w:rtl/>
-            <w:cs/>
-            <w:lang w:val="ar_AE" w:bidi="ar_AE"/>
-          </w:rPr>
-          <w:rPr>
-            <w:color w:val="0000EE"/>
-            <w:u w:val="single"/>
-          </w:rPr>
-          <w:t>مَرْقُس 16:15–16</w:t>
-        </w:r>
-      </w:hyperlink>
+      <w:r>
+        <w:rPr>
+          <w:rtl/>
+          <w:cs/>
+          <w:lang w:val="ar_AE" w:bidi="ar_AE"/>
+        </w:rPr>
+        <w:t>مَرْقُس 16:15–16</w:t>
+      </w:r>
       <w:r>
         <w:rPr>
           <w:rtl/>
@@ -2057,20 +1853,14 @@
         </w:rPr>
         <w:t xml:space="preserve">؛ قارن </w:t>
       </w:r>
-      <w:hyperlink r:id="rId44">
-        <w:r>
-          <w:rPr>
-            <w:rtl/>
-            <w:cs/>
-            <w:lang w:val="ar_AE" w:bidi="ar_AE"/>
-          </w:rPr>
-          <w:rPr>
-            <w:color w:val="0000EE"/>
-            <w:u w:val="single"/>
-          </w:rPr>
-          <w:t>رومية 9:1–3</w:t>
-        </w:r>
-      </w:hyperlink>
+      <w:r>
+        <w:rPr>
+          <w:rtl/>
+          <w:cs/>
+          <w:lang w:val="ar_AE" w:bidi="ar_AE"/>
+        </w:rPr>
+        <w:t>رومية 9:1–3</w:t>
+      </w:r>
       <w:r>
         <w:rPr>
           <w:rtl/>
@@ -2079,20 +1869,14 @@
         </w:rPr>
         <w:t xml:space="preserve">؛ </w:t>
       </w:r>
-      <w:hyperlink r:id="rId45">
-        <w:r>
-          <w:rPr>
-            <w:rtl/>
-            <w:cs/>
-            <w:lang w:val="ar_AE" w:bidi="ar_AE"/>
-          </w:rPr>
-          <w:rPr>
-            <w:color w:val="0000EE"/>
-            <w:u w:val="single"/>
-          </w:rPr>
-          <w:t>10:1</w:t>
-        </w:r>
-      </w:hyperlink>
+      <w:r>
+        <w:rPr>
+          <w:rtl/>
+          <w:cs/>
+          <w:lang w:val="ar_AE" w:bidi="ar_AE"/>
+        </w:rPr>
+        <w:t>10:1</w:t>
+      </w:r>
       <w:r>
         <w:rPr>
           <w:rtl/>
@@ -2138,20 +1922,14 @@
         </w:rPr>
         <w:t xml:space="preserve">انطوتْ خُطَّةُ الله المذهلة على ضَمِّ الأمم في عائلته (انْظُرْ </w:t>
       </w:r>
-      <w:hyperlink r:id="rId46">
-        <w:r>
-          <w:rPr>
-            <w:rtl/>
-            <w:cs/>
-            <w:lang w:val="ar_AE" w:bidi="ar_AE"/>
-          </w:rPr>
-          <w:rPr>
-            <w:color w:val="0000EE"/>
-            <w:u w:val="single"/>
-          </w:rPr>
-          <w:t>أَفَسُس 2:11–3:6</w:t>
-        </w:r>
-      </w:hyperlink>
+      <w:r>
+        <w:rPr>
+          <w:rtl/>
+          <w:cs/>
+          <w:lang w:val="ar_AE" w:bidi="ar_AE"/>
+        </w:rPr>
+        <w:t>أَفَسُس 2:11–3:6</w:t>
+      </w:r>
       <w:r>
         <w:rPr>
           <w:rtl/>
@@ -2176,20 +1954,14 @@
         </w:rPr>
         <w:t xml:space="preserve">انْظُرْ </w:t>
       </w:r>
-      <w:hyperlink r:id="rId47">
-        <w:r>
-          <w:rPr>
-            <w:rtl/>
-            <w:cs/>
-            <w:lang w:val="ar_AE" w:bidi="ar_AE"/>
-          </w:rPr>
-          <w:rPr>
-            <w:color w:val="0000EE"/>
-            <w:u w:val="single"/>
-          </w:rPr>
-          <w:t>غَلاطِيَّة 3:28</w:t>
-        </w:r>
-      </w:hyperlink>
+      <w:r>
+        <w:rPr>
+          <w:rtl/>
+          <w:cs/>
+          <w:lang w:val="ar_AE" w:bidi="ar_AE"/>
+        </w:rPr>
+        <w:t>غَلاطِيَّة 3:28</w:t>
+      </w:r>
       <w:r>
         <w:rPr>
           <w:rtl/>
@@ -2214,20 +1986,14 @@
         </w:rPr>
         <w:t xml:space="preserve"> </w:t>
       </w:r>
-      <w:hyperlink r:id="rId48">
-        <w:r>
-          <w:rPr>
-            <w:rtl/>
-            <w:cs/>
-            <w:lang w:val="ar_AE" w:bidi="ar_AE"/>
-          </w:rPr>
-          <w:rPr>
-            <w:color w:val="0000EE"/>
-            <w:u w:val="single"/>
-          </w:rPr>
-          <w:t>أَفَسُس 2:14–17</w:t>
-        </w:r>
-      </w:hyperlink>
+      <w:r>
+        <w:rPr>
+          <w:rtl/>
+          <w:cs/>
+          <w:lang w:val="ar_AE" w:bidi="ar_AE"/>
+        </w:rPr>
+        <w:t>أَفَسُس 2:14–17</w:t>
+      </w:r>
       <w:r>
         <w:rPr>
           <w:rtl/>
@@ -2236,20 +2002,14 @@
         </w:rPr>
         <w:t xml:space="preserve">؛ </w:t>
       </w:r>
-      <w:hyperlink r:id="rId49">
-        <w:r>
-          <w:rPr>
-            <w:rtl/>
-            <w:cs/>
-            <w:lang w:val="ar_AE" w:bidi="ar_AE"/>
-          </w:rPr>
-          <w:rPr>
-            <w:color w:val="0000EE"/>
-            <w:u w:val="single"/>
-          </w:rPr>
-          <w:t>3:6</w:t>
-        </w:r>
-      </w:hyperlink>
+      <w:r>
+        <w:rPr>
+          <w:rtl/>
+          <w:cs/>
+          <w:lang w:val="ar_AE" w:bidi="ar_AE"/>
+        </w:rPr>
+        <w:t>3:6</w:t>
+      </w:r>
       <w:r>
         <w:rPr>
           <w:rtl/>
@@ -2274,20 +2034,14 @@
         </w:rPr>
         <w:t xml:space="preserve"> </w:t>
       </w:r>
-      <w:hyperlink r:id="rId50">
-        <w:r>
-          <w:rPr>
-            <w:rtl/>
-            <w:cs/>
-            <w:lang w:val="ar_AE" w:bidi="ar_AE"/>
-          </w:rPr>
-          <w:rPr>
-            <w:color w:val="0000EE"/>
-            <w:u w:val="single"/>
-          </w:rPr>
-          <w:t>أَفَسُس 4:1–6</w:t>
-        </w:r>
-      </w:hyperlink>
+      <w:r>
+        <w:rPr>
+          <w:rtl/>
+          <w:cs/>
+          <w:lang w:val="ar_AE" w:bidi="ar_AE"/>
+        </w:rPr>
+        <w:t>أَفَسُس 4:1–6</w:t>
+      </w:r>
       <w:r>
         <w:rPr>
           <w:rtl/>
@@ -2296,20 +2050,14 @@
         </w:rPr>
         <w:t xml:space="preserve">؛ </w:t>
       </w:r>
-      <w:hyperlink r:id="rId51">
-        <w:r>
-          <w:rPr>
-            <w:rtl/>
-            <w:cs/>
-            <w:lang w:val="ar_AE" w:bidi="ar_AE"/>
-          </w:rPr>
-          <w:rPr>
-            <w:color w:val="0000EE"/>
-            <w:u w:val="single"/>
-          </w:rPr>
-          <w:t>رومية 15:5–7</w:t>
-        </w:r>
-      </w:hyperlink>
+      <w:r>
+        <w:rPr>
+          <w:rtl/>
+          <w:cs/>
+          <w:lang w:val="ar_AE" w:bidi="ar_AE"/>
+        </w:rPr>
+        <w:t>رومية 15:5–7</w:t>
+      </w:r>
       <w:r>
         <w:rPr>
           <w:rtl/>
@@ -2363,20 +2111,14 @@
         </w:rPr>
         <w:t xml:space="preserve"> في </w:t>
       </w:r>
-      <w:hyperlink r:id="rId20">
-        <w:r>
-          <w:rPr>
-            <w:rtl/>
-            <w:cs/>
-            <w:lang w:val="ar_AE" w:bidi="ar_AE"/>
-          </w:rPr>
-          <w:rPr>
-            <w:color w:val="0000EE"/>
-            <w:u w:val="single"/>
-          </w:rPr>
-          <w:t>أَفَسُس 4–6</w:t>
-        </w:r>
-      </w:hyperlink>
+      <w:r>
+        <w:rPr>
+          <w:rtl/>
+          <w:cs/>
+          <w:lang w:val="ar_AE" w:bidi="ar_AE"/>
+        </w:rPr>
+        <w:t>أَفَسُس 4–6</w:t>
+      </w:r>
       <w:r>
         <w:rPr>
           <w:rtl/>
@@ -2401,20 +2143,14 @@
         </w:rPr>
         <w:t xml:space="preserve">" (انْظُرْ </w:t>
       </w:r>
-      <w:hyperlink r:id="rId52">
-        <w:r>
-          <w:rPr>
-            <w:rtl/>
-            <w:cs/>
-            <w:lang w:val="ar_AE" w:bidi="ar_AE"/>
-          </w:rPr>
-          <w:rPr>
-            <w:color w:val="0000EE"/>
-            <w:u w:val="single"/>
-          </w:rPr>
-          <w:t>أَفَسُس 5:9</w:t>
-        </w:r>
-      </w:hyperlink>
+      <w:r>
+        <w:rPr>
+          <w:rtl/>
+          <w:cs/>
+          <w:lang w:val="ar_AE" w:bidi="ar_AE"/>
+        </w:rPr>
+        <w:t>أَفَسُس 5:9</w:t>
+      </w:r>
       <w:r>
         <w:rPr>
           <w:rtl/>
@@ -2439,20 +2175,14 @@
         </w:rPr>
         <w:t xml:space="preserve"> </w:t>
       </w:r>
-      <w:hyperlink r:id="rId29">
-        <w:r>
-          <w:rPr>
-            <w:rtl/>
-            <w:cs/>
-            <w:lang w:val="ar_AE" w:bidi="ar_AE"/>
-          </w:rPr>
-          <w:rPr>
-            <w:color w:val="0000EE"/>
-            <w:u w:val="single"/>
-          </w:rPr>
-          <w:t>أَفَسُس 4:17–5:20</w:t>
-        </w:r>
-      </w:hyperlink>
+      <w:r>
+        <w:rPr>
+          <w:rtl/>
+          <w:cs/>
+          <w:lang w:val="ar_AE" w:bidi="ar_AE"/>
+        </w:rPr>
+        <w:t>أَفَسُس 4:17–5:20</w:t>
+      </w:r>
       <w:r>
         <w:rPr>
           <w:rtl/>
@@ -2477,20 +2207,14 @@
         </w:rPr>
         <w:t xml:space="preserve"> (انْظُرْ </w:t>
       </w:r>
-      <w:hyperlink r:id="rId53">
-        <w:r>
-          <w:rPr>
-            <w:rtl/>
-            <w:cs/>
-            <w:lang w:val="ar_AE" w:bidi="ar_AE"/>
-          </w:rPr>
-          <w:rPr>
-            <w:color w:val="0000EE"/>
-            <w:u w:val="single"/>
-          </w:rPr>
-          <w:t>أَفَسُس 4:13</w:t>
-        </w:r>
-      </w:hyperlink>
+      <w:r>
+        <w:rPr>
+          <w:rtl/>
+          <w:cs/>
+          <w:lang w:val="ar_AE" w:bidi="ar_AE"/>
+        </w:rPr>
+        <w:t>أَفَسُس 4:13</w:t>
+      </w:r>
       <w:r>
         <w:rPr>
           <w:rtl/>
@@ -2499,20 +2223,14 @@
         </w:rPr>
         <w:t xml:space="preserve">، </w:t>
       </w:r>
-      <w:hyperlink r:id="rId54">
-        <w:r>
-          <w:rPr>
-            <w:rtl/>
-            <w:cs/>
-            <w:lang w:val="ar_AE" w:bidi="ar_AE"/>
-          </w:rPr>
-          <w:rPr>
-            <w:color w:val="0000EE"/>
-            <w:u w:val="single"/>
-          </w:rPr>
-          <w:t>15</w:t>
-        </w:r>
-      </w:hyperlink>
+      <w:r>
+        <w:rPr>
+          <w:rtl/>
+          <w:cs/>
+          <w:lang w:val="ar_AE" w:bidi="ar_AE"/>
+        </w:rPr>
+        <w:t>15</w:t>
+      </w:r>
       <w:r>
         <w:rPr>
           <w:rtl/>
@@ -2521,20 +2239,14 @@
         </w:rPr>
         <w:t xml:space="preserve">؛ </w:t>
       </w:r>
-      <w:hyperlink r:id="rId55">
-        <w:r>
-          <w:rPr>
-            <w:rtl/>
-            <w:cs/>
-            <w:lang w:val="ar_AE" w:bidi="ar_AE"/>
-          </w:rPr>
-          <w:rPr>
-            <w:color w:val="0000EE"/>
-            <w:u w:val="single"/>
-          </w:rPr>
-          <w:t>رومية 8:29</w:t>
-        </w:r>
-      </w:hyperlink>
+      <w:r>
+        <w:rPr>
+          <w:rtl/>
+          <w:cs/>
+          <w:lang w:val="ar_AE" w:bidi="ar_AE"/>
+        </w:rPr>
+        <w:t>رومية 8:29</w:t>
+      </w:r>
       <w:r>
         <w:rPr>
           <w:rtl/>
@@ -2543,20 +2255,14 @@
         </w:rPr>
         <w:t xml:space="preserve">). لقد خُلِقُوا من جديدٍ في المسيحِ، لِيَتَمَثَّلُوا بالله (انْظُرْ </w:t>
       </w:r>
-      <w:hyperlink r:id="rId56">
-        <w:r>
-          <w:rPr>
-            <w:rtl/>
-            <w:cs/>
-            <w:lang w:val="ar_AE" w:bidi="ar_AE"/>
-          </w:rPr>
-          <w:rPr>
-            <w:color w:val="0000EE"/>
-            <w:u w:val="single"/>
-          </w:rPr>
-          <w:t>أَفَسُس 4:24</w:t>
-        </w:r>
-      </w:hyperlink>
+      <w:r>
+        <w:rPr>
+          <w:rtl/>
+          <w:cs/>
+          <w:lang w:val="ar_AE" w:bidi="ar_AE"/>
+        </w:rPr>
+        <w:t>أَفَسُس 4:24</w:t>
+      </w:r>
       <w:r>
         <w:rPr>
           <w:rtl/>
@@ -2565,20 +2271,14 @@
         </w:rPr>
         <w:t xml:space="preserve">؛ </w:t>
       </w:r>
-      <w:hyperlink r:id="rId57">
-        <w:r>
-          <w:rPr>
-            <w:rtl/>
-            <w:cs/>
-            <w:lang w:val="ar_AE" w:bidi="ar_AE"/>
-          </w:rPr>
-          <w:rPr>
-            <w:color w:val="0000EE"/>
-            <w:u w:val="single"/>
-          </w:rPr>
-          <w:t>5:1–2</w:t>
-        </w:r>
-      </w:hyperlink>
+      <w:r>
+        <w:rPr>
+          <w:rtl/>
+          <w:cs/>
+          <w:lang w:val="ar_AE" w:bidi="ar_AE"/>
+        </w:rPr>
+        <w:t>5:1–2</w:t>
+      </w:r>
       <w:r>
         <w:rPr>
           <w:rtl/>
@@ -2616,20 +2316,14 @@
         </w:rPr>
         <w:t xml:space="preserve"> فِي </w:t>
       </w:r>
-      <w:hyperlink r:id="rId30">
-        <w:r>
-          <w:rPr>
-            <w:rtl/>
-            <w:cs/>
-            <w:lang w:val="ar_AE" w:bidi="ar_AE"/>
-          </w:rPr>
-          <w:rPr>
-            <w:color w:val="0000EE"/>
-            <w:u w:val="single"/>
-          </w:rPr>
-          <w:t>أَفَسُس 5:21–6:9</w:t>
-        </w:r>
-      </w:hyperlink>
+      <w:r>
+        <w:rPr>
+          <w:rtl/>
+          <w:cs/>
+          <w:lang w:val="ar_AE" w:bidi="ar_AE"/>
+        </w:rPr>
+        <w:t>أَفَسُس 5:21–6:9</w:t>
+      </w:r>
       <w:r>
         <w:rPr>
           <w:rtl/>
@@ -2715,20 +2409,14 @@
         </w:rPr>
         <w:t xml:space="preserve"> يُقَدِّمُ لنا نصُّ </w:t>
       </w:r>
-      <w:hyperlink r:id="rId31">
-        <w:r>
-          <w:rPr>
-            <w:rtl/>
-            <w:cs/>
-            <w:lang w:val="ar_AE" w:bidi="ar_AE"/>
-          </w:rPr>
-          <w:rPr>
-            <w:color w:val="0000EE"/>
-            <w:u w:val="single"/>
-          </w:rPr>
-          <w:t>أَفَسُس 6:10–20</w:t>
-        </w:r>
-      </w:hyperlink>
+      <w:r>
+        <w:rPr>
+          <w:rtl/>
+          <w:cs/>
+          <w:lang w:val="ar_AE" w:bidi="ar_AE"/>
+        </w:rPr>
+        <w:t>أَفَسُس 6:10–20</w:t>
+      </w:r>
       <w:r>
         <w:rPr>
           <w:rtl/>
